--- a/data/03_investment_memo/investment_memo_25.docx
+++ b/data/03_investment_memo/investment_memo_25.docx
@@ -21,11 +21,791 @@
     <w:p>
       <w:r>
         <w:br/>
-        <w:t>华辰资本旗下的 HC Energy Transition Fund 在最近的资产配置会议中</w:t>
+        <w:t>华辰资本旗下的 HC AI Innovation Fund 在最近的资产配置会议中</w:t>
         <w:br/>
-        <w:t>讨论了 机器人 行业的投资机会，并对 东方峻景网络有限公司</w:t>
+        <w:t>讨论了 新能源 行业的投资机会，并对 浦华众城网络有限公司</w:t>
         <w:br/>
         <w:t>进行了重点评估。</w:t>
+        <w:br/>
+      </w:r>
+    </w:p>
+    <w:p>
+      <w:r>
+        <w:br/>
+        <w:t>华辰资本旗下的 HC Global Macro Fund 在最近的资产配置会议中</w:t>
+        <w:br/>
+        <w:t>讨论了 消费科技 行业的投资机会，并对 飞海科技传媒有限公司</w:t>
+        <w:br/>
+        <w:t>进行了重点评估。</w:t>
+        <w:br/>
+      </w:r>
+    </w:p>
+    <w:p>
+      <w:r>
+        <w:br/>
+        <w:t>华辰资本旗下的 HC Quant Arbitrage Fund 在最近的资产配置会议中</w:t>
+        <w:br/>
+        <w:t>讨论了 人工智能 行业的投资机会，并对 通际名联科技有限公司</w:t>
+        <w:br/>
+        <w:t>进行了重点评估。</w:t>
+        <w:br/>
+      </w:r>
+    </w:p>
+    <w:p>
+      <w:r>
+        <w:br/>
+        <w:t>根据内部财务模型测算，飞海科技传媒有限公司 在未来三年</w:t>
+        <w:br/>
+        <w:t>收入复合增长率预计可达到 11% 左右。</w:t>
+        <w:br/>
+        <w:t>该预测基于行业需求增长以及公司产能扩张计划。</w:t>
+        <w:br/>
+      </w:r>
+    </w:p>
+    <w:p>
+      <w:r>
+        <w:br/>
+        <w:t>风险管理部认为，云计算 行业仍然面临若干</w:t>
+        <w:br/>
+        <w:t>不确定性因素，包括技术迭代风险、政策变化、</w:t>
+        <w:br/>
+        <w:t>以及市场竞争加剧等问题。</w:t>
+        <w:br/>
+      </w:r>
+    </w:p>
+    <w:p>
+      <w:r>
+        <w:br/>
+        <w:t>根据内部财务模型测算，信诚致远科技有限公司 在未来三年</w:t>
+        <w:br/>
+        <w:t>收入复合增长率预计可达到 20% 左右。</w:t>
+        <w:br/>
+        <w:t>该预测基于行业需求增长以及公司产能扩张计划。</w:t>
+        <w:br/>
+      </w:r>
+    </w:p>
+    <w:p>
+      <w:r>
+        <w:br/>
+        <w:t>风险管理部认为，云计算 行业仍然面临若干</w:t>
+        <w:br/>
+        <w:t>不确定性因素，包括技术迭代风险、政策变化、</w:t>
+        <w:br/>
+        <w:t>以及市场竞争加剧等问题。</w:t>
+        <w:br/>
+      </w:r>
+    </w:p>
+    <w:p>
+      <w:r>
+        <w:br/>
+        <w:t>风险管理部认为，医疗科技 行业仍然面临若干</w:t>
+        <w:br/>
+        <w:t>不确定性因素，包括技术迭代风险、政策变化、</w:t>
+        <w:br/>
+        <w:t>以及市场竞争加剧等问题。</w:t>
+        <w:br/>
+      </w:r>
+    </w:p>
+    <w:tbl>
+      <w:tblPr>
+        <w:tblW w:type="auto" w:w="0"/>
+        <w:tblLook w:firstColumn="1" w:firstRow="1" w:lastColumn="0" w:lastRow="0" w:noHBand="0" w:noVBand="1" w:val="04A0"/>
+      </w:tblPr>
+      <w:tblGrid>
+        <w:gridCol w:w="2160"/>
+        <w:gridCol w:w="2160"/>
+        <w:gridCol w:w="2160"/>
+        <w:gridCol w:w="2160"/>
+      </w:tblGrid>
+      <w:tr>
+        <w:tc>
+          <w:tcPr>
+            <w:tcW w:type="dxa" w:w="2160"/>
+          </w:tcPr>
+          <w:p>
+            <w:r>
+              <w:t>公司</w:t>
+            </w:r>
+          </w:p>
+        </w:tc>
+        <w:tc>
+          <w:tcPr>
+            <w:tcW w:type="dxa" w:w="2160"/>
+          </w:tcPr>
+          <w:p>
+            <w:r>
+              <w:t>行业</w:t>
+            </w:r>
+          </w:p>
+        </w:tc>
+        <w:tc>
+          <w:tcPr>
+            <w:tcW w:type="dxa" w:w="2160"/>
+          </w:tcPr>
+          <w:p>
+            <w:r>
+              <w:t>市值</w:t>
+            </w:r>
+          </w:p>
+        </w:tc>
+        <w:tc>
+          <w:tcPr>
+            <w:tcW w:type="dxa" w:w="2160"/>
+          </w:tcPr>
+          <w:p>
+            <w:r>
+              <w:t>增长率</w:t>
+            </w:r>
+          </w:p>
+        </w:tc>
+      </w:tr>
+      <w:tr>
+        <w:tc>
+          <w:tcPr>
+            <w:tcW w:type="dxa" w:w="2160"/>
+          </w:tcPr>
+          <w:p>
+            <w:r>
+              <w:t>良诺科技有限公司</w:t>
+            </w:r>
+          </w:p>
+        </w:tc>
+        <w:tc>
+          <w:tcPr>
+            <w:tcW w:type="dxa" w:w="2160"/>
+          </w:tcPr>
+          <w:p>
+            <w:r>
+              <w:t>云计算</w:t>
+            </w:r>
+          </w:p>
+        </w:tc>
+        <w:tc>
+          <w:tcPr>
+            <w:tcW w:type="dxa" w:w="2160"/>
+          </w:tcPr>
+          <w:p>
+            <w:r>
+              <w:t>418亿</w:t>
+            </w:r>
+          </w:p>
+        </w:tc>
+        <w:tc>
+          <w:tcPr>
+            <w:tcW w:type="dxa" w:w="2160"/>
+          </w:tcPr>
+          <w:p>
+            <w:r>
+              <w:t>18%</w:t>
+            </w:r>
+          </w:p>
+        </w:tc>
+      </w:tr>
+      <w:tr>
+        <w:tc>
+          <w:tcPr>
+            <w:tcW w:type="dxa" w:w="2160"/>
+          </w:tcPr>
+          <w:p>
+            <w:r>
+              <w:t>华泰通安传媒有限公司</w:t>
+            </w:r>
+          </w:p>
+        </w:tc>
+        <w:tc>
+          <w:tcPr>
+            <w:tcW w:type="dxa" w:w="2160"/>
+          </w:tcPr>
+          <w:p>
+            <w:r>
+              <w:t>消费科技</w:t>
+            </w:r>
+          </w:p>
+        </w:tc>
+        <w:tc>
+          <w:tcPr>
+            <w:tcW w:type="dxa" w:w="2160"/>
+          </w:tcPr>
+          <w:p>
+            <w:r>
+              <w:t>207亿</w:t>
+            </w:r>
+          </w:p>
+        </w:tc>
+        <w:tc>
+          <w:tcPr>
+            <w:tcW w:type="dxa" w:w="2160"/>
+          </w:tcPr>
+          <w:p>
+            <w:r>
+              <w:t>21%</w:t>
+            </w:r>
+          </w:p>
+        </w:tc>
+      </w:tr>
+      <w:tr>
+        <w:tc>
+          <w:tcPr>
+            <w:tcW w:type="dxa" w:w="2160"/>
+          </w:tcPr>
+          <w:p>
+            <w:r>
+              <w:t>明腾传媒有限公司</w:t>
+            </w:r>
+          </w:p>
+        </w:tc>
+        <w:tc>
+          <w:tcPr>
+            <w:tcW w:type="dxa" w:w="2160"/>
+          </w:tcPr>
+          <w:p>
+            <w:r>
+              <w:t>人工智能</w:t>
+            </w:r>
+          </w:p>
+        </w:tc>
+        <w:tc>
+          <w:tcPr>
+            <w:tcW w:type="dxa" w:w="2160"/>
+          </w:tcPr>
+          <w:p>
+            <w:r>
+              <w:t>660亿</w:t>
+            </w:r>
+          </w:p>
+        </w:tc>
+        <w:tc>
+          <w:tcPr>
+            <w:tcW w:type="dxa" w:w="2160"/>
+          </w:tcPr>
+          <w:p>
+            <w:r>
+              <w:t>22%</w:t>
+            </w:r>
+          </w:p>
+        </w:tc>
+      </w:tr>
+      <w:tr>
+        <w:tc>
+          <w:tcPr>
+            <w:tcW w:type="dxa" w:w="2160"/>
+          </w:tcPr>
+          <w:p>
+            <w:r>
+              <w:t>巨奥传媒有限公司</w:t>
+            </w:r>
+          </w:p>
+        </w:tc>
+        <w:tc>
+          <w:tcPr>
+            <w:tcW w:type="dxa" w:w="2160"/>
+          </w:tcPr>
+          <w:p>
+            <w:r>
+              <w:t>人工智能</w:t>
+            </w:r>
+          </w:p>
+        </w:tc>
+        <w:tc>
+          <w:tcPr>
+            <w:tcW w:type="dxa" w:w="2160"/>
+          </w:tcPr>
+          <w:p>
+            <w:r>
+              <w:t>583亿</w:t>
+            </w:r>
+          </w:p>
+        </w:tc>
+        <w:tc>
+          <w:tcPr>
+            <w:tcW w:type="dxa" w:w="2160"/>
+          </w:tcPr>
+          <w:p>
+            <w:r>
+              <w:t>13%</w:t>
+            </w:r>
+          </w:p>
+        </w:tc>
+      </w:tr>
+      <w:tr>
+        <w:tc>
+          <w:tcPr>
+            <w:tcW w:type="dxa" w:w="2160"/>
+          </w:tcPr>
+          <w:p>
+            <w:r>
+              <w:t>昂歌信息信息有限公司</w:t>
+            </w:r>
+          </w:p>
+        </w:tc>
+        <w:tc>
+          <w:tcPr>
+            <w:tcW w:type="dxa" w:w="2160"/>
+          </w:tcPr>
+          <w:p>
+            <w:r>
+              <w:t>消费科技</w:t>
+            </w:r>
+          </w:p>
+        </w:tc>
+        <w:tc>
+          <w:tcPr>
+            <w:tcW w:type="dxa" w:w="2160"/>
+          </w:tcPr>
+          <w:p>
+            <w:r>
+              <w:t>718亿</w:t>
+            </w:r>
+          </w:p>
+        </w:tc>
+        <w:tc>
+          <w:tcPr>
+            <w:tcW w:type="dxa" w:w="2160"/>
+          </w:tcPr>
+          <w:p>
+            <w:r>
+              <w:t>15%</w:t>
+            </w:r>
+          </w:p>
+        </w:tc>
+      </w:tr>
+      <w:tr>
+        <w:tc>
+          <w:tcPr>
+            <w:tcW w:type="dxa" w:w="2160"/>
+          </w:tcPr>
+          <w:p>
+            <w:r>
+              <w:t>戴硕电子网络有限公司</w:t>
+            </w:r>
+          </w:p>
+        </w:tc>
+        <w:tc>
+          <w:tcPr>
+            <w:tcW w:type="dxa" w:w="2160"/>
+          </w:tcPr>
+          <w:p>
+            <w:r>
+              <w:t>新能源</w:t>
+            </w:r>
+          </w:p>
+        </w:tc>
+        <w:tc>
+          <w:tcPr>
+            <w:tcW w:type="dxa" w:w="2160"/>
+          </w:tcPr>
+          <w:p>
+            <w:r>
+              <w:t>495亿</w:t>
+            </w:r>
+          </w:p>
+        </w:tc>
+        <w:tc>
+          <w:tcPr>
+            <w:tcW w:type="dxa" w:w="2160"/>
+          </w:tcPr>
+          <w:p>
+            <w:r>
+              <w:t>7%</w:t>
+            </w:r>
+          </w:p>
+        </w:tc>
+      </w:tr>
+      <w:tr>
+        <w:tc>
+          <w:tcPr>
+            <w:tcW w:type="dxa" w:w="2160"/>
+          </w:tcPr>
+          <w:p>
+            <w:r>
+              <w:t>佳禾传媒有限公司</w:t>
+            </w:r>
+          </w:p>
+        </w:tc>
+        <w:tc>
+          <w:tcPr>
+            <w:tcW w:type="dxa" w:w="2160"/>
+          </w:tcPr>
+          <w:p>
+            <w:r>
+              <w:t>云计算</w:t>
+            </w:r>
+          </w:p>
+        </w:tc>
+        <w:tc>
+          <w:tcPr>
+            <w:tcW w:type="dxa" w:w="2160"/>
+          </w:tcPr>
+          <w:p>
+            <w:r>
+              <w:t>367亿</w:t>
+            </w:r>
+          </w:p>
+        </w:tc>
+        <w:tc>
+          <w:tcPr>
+            <w:tcW w:type="dxa" w:w="2160"/>
+          </w:tcPr>
+          <w:p>
+            <w:r>
+              <w:t>29%</w:t>
+            </w:r>
+          </w:p>
+        </w:tc>
+      </w:tr>
+      <w:tr>
+        <w:tc>
+          <w:tcPr>
+            <w:tcW w:type="dxa" w:w="2160"/>
+          </w:tcPr>
+          <w:p>
+            <w:r>
+              <w:t>九方传媒有限公司</w:t>
+            </w:r>
+          </w:p>
+        </w:tc>
+        <w:tc>
+          <w:tcPr>
+            <w:tcW w:type="dxa" w:w="2160"/>
+          </w:tcPr>
+          <w:p>
+            <w:r>
+              <w:t>医疗科技</w:t>
+            </w:r>
+          </w:p>
+        </w:tc>
+        <w:tc>
+          <w:tcPr>
+            <w:tcW w:type="dxa" w:w="2160"/>
+          </w:tcPr>
+          <w:p>
+            <w:r>
+              <w:t>516亿</w:t>
+            </w:r>
+          </w:p>
+        </w:tc>
+        <w:tc>
+          <w:tcPr>
+            <w:tcW w:type="dxa" w:w="2160"/>
+          </w:tcPr>
+          <w:p>
+            <w:r>
+              <w:t>18%</w:t>
+            </w:r>
+          </w:p>
+        </w:tc>
+      </w:tr>
+      <w:tr>
+        <w:tc>
+          <w:tcPr>
+            <w:tcW w:type="dxa" w:w="2160"/>
+          </w:tcPr>
+          <w:p>
+            <w:r>
+              <w:t>富罳网络有限公司</w:t>
+            </w:r>
+          </w:p>
+        </w:tc>
+        <w:tc>
+          <w:tcPr>
+            <w:tcW w:type="dxa" w:w="2160"/>
+          </w:tcPr>
+          <w:p>
+            <w:r>
+              <w:t>新能源</w:t>
+            </w:r>
+          </w:p>
+        </w:tc>
+        <w:tc>
+          <w:tcPr>
+            <w:tcW w:type="dxa" w:w="2160"/>
+          </w:tcPr>
+          <w:p>
+            <w:r>
+              <w:t>349亿</w:t>
+            </w:r>
+          </w:p>
+        </w:tc>
+        <w:tc>
+          <w:tcPr>
+            <w:tcW w:type="dxa" w:w="2160"/>
+          </w:tcPr>
+          <w:p>
+            <w:r>
+              <w:t>30%</w:t>
+            </w:r>
+          </w:p>
+        </w:tc>
+      </w:tr>
+      <w:tr>
+        <w:tc>
+          <w:tcPr>
+            <w:tcW w:type="dxa" w:w="2160"/>
+          </w:tcPr>
+          <w:p>
+            <w:r>
+              <w:t>良诺科技有限公司</w:t>
+            </w:r>
+          </w:p>
+        </w:tc>
+        <w:tc>
+          <w:tcPr>
+            <w:tcW w:type="dxa" w:w="2160"/>
+          </w:tcPr>
+          <w:p>
+            <w:r>
+              <w:t>云计算</w:t>
+            </w:r>
+          </w:p>
+        </w:tc>
+        <w:tc>
+          <w:tcPr>
+            <w:tcW w:type="dxa" w:w="2160"/>
+          </w:tcPr>
+          <w:p>
+            <w:r>
+              <w:t>344亿</w:t>
+            </w:r>
+          </w:p>
+        </w:tc>
+        <w:tc>
+          <w:tcPr>
+            <w:tcW w:type="dxa" w:w="2160"/>
+          </w:tcPr>
+          <w:p>
+            <w:r>
+              <w:t>20%</w:t>
+            </w:r>
+          </w:p>
+        </w:tc>
+      </w:tr>
+      <w:tr>
+        <w:tc>
+          <w:tcPr>
+            <w:tcW w:type="dxa" w:w="2160"/>
+          </w:tcPr>
+          <w:p>
+            <w:r>
+              <w:t>富罳网络有限公司</w:t>
+            </w:r>
+          </w:p>
+        </w:tc>
+        <w:tc>
+          <w:tcPr>
+            <w:tcW w:type="dxa" w:w="2160"/>
+          </w:tcPr>
+          <w:p>
+            <w:r>
+              <w:t>新能源</w:t>
+            </w:r>
+          </w:p>
+        </w:tc>
+        <w:tc>
+          <w:tcPr>
+            <w:tcW w:type="dxa" w:w="2160"/>
+          </w:tcPr>
+          <w:p>
+            <w:r>
+              <w:t>190亿</w:t>
+            </w:r>
+          </w:p>
+        </w:tc>
+        <w:tc>
+          <w:tcPr>
+            <w:tcW w:type="dxa" w:w="2160"/>
+          </w:tcPr>
+          <w:p>
+            <w:r>
+              <w:t>26%</w:t>
+            </w:r>
+          </w:p>
+        </w:tc>
+      </w:tr>
+      <w:tr>
+        <w:tc>
+          <w:tcPr>
+            <w:tcW w:type="dxa" w:w="2160"/>
+          </w:tcPr>
+          <w:p>
+            <w:r>
+              <w:t>天开科技有限公司</w:t>
+            </w:r>
+          </w:p>
+        </w:tc>
+        <w:tc>
+          <w:tcPr>
+            <w:tcW w:type="dxa" w:w="2160"/>
+          </w:tcPr>
+          <w:p>
+            <w:r>
+              <w:t>消费科技</w:t>
+            </w:r>
+          </w:p>
+        </w:tc>
+        <w:tc>
+          <w:tcPr>
+            <w:tcW w:type="dxa" w:w="2160"/>
+          </w:tcPr>
+          <w:p>
+            <w:r>
+              <w:t>152亿</w:t>
+            </w:r>
+          </w:p>
+        </w:tc>
+        <w:tc>
+          <w:tcPr>
+            <w:tcW w:type="dxa" w:w="2160"/>
+          </w:tcPr>
+          <w:p>
+            <w:r>
+              <w:t>14%</w:t>
+            </w:r>
+          </w:p>
+        </w:tc>
+      </w:tr>
+      <w:tr>
+        <w:tc>
+          <w:tcPr>
+            <w:tcW w:type="dxa" w:w="2160"/>
+          </w:tcPr>
+          <w:p>
+            <w:r>
+              <w:t>华成育卓传媒有限公司</w:t>
+            </w:r>
+          </w:p>
+        </w:tc>
+        <w:tc>
+          <w:tcPr>
+            <w:tcW w:type="dxa" w:w="2160"/>
+          </w:tcPr>
+          <w:p>
+            <w:r>
+              <w:t>人工智能</w:t>
+            </w:r>
+          </w:p>
+        </w:tc>
+        <w:tc>
+          <w:tcPr>
+            <w:tcW w:type="dxa" w:w="2160"/>
+          </w:tcPr>
+          <w:p>
+            <w:r>
+              <w:t>778亿</w:t>
+            </w:r>
+          </w:p>
+        </w:tc>
+        <w:tc>
+          <w:tcPr>
+            <w:tcW w:type="dxa" w:w="2160"/>
+          </w:tcPr>
+          <w:p>
+            <w:r>
+              <w:t>5%</w:t>
+            </w:r>
+          </w:p>
+        </w:tc>
+      </w:tr>
+      <w:tr>
+        <w:tc>
+          <w:tcPr>
+            <w:tcW w:type="dxa" w:w="2160"/>
+          </w:tcPr>
+          <w:p>
+            <w:r>
+              <w:t>图龙信息传媒有限公司</w:t>
+            </w:r>
+          </w:p>
+        </w:tc>
+        <w:tc>
+          <w:tcPr>
+            <w:tcW w:type="dxa" w:w="2160"/>
+          </w:tcPr>
+          <w:p>
+            <w:r>
+              <w:t>机器人</w:t>
+            </w:r>
+          </w:p>
+        </w:tc>
+        <w:tc>
+          <w:tcPr>
+            <w:tcW w:type="dxa" w:w="2160"/>
+          </w:tcPr>
+          <w:p>
+            <w:r>
+              <w:t>627亿</w:t>
+            </w:r>
+          </w:p>
+        </w:tc>
+        <w:tc>
+          <w:tcPr>
+            <w:tcW w:type="dxa" w:w="2160"/>
+          </w:tcPr>
+          <w:p>
+            <w:r>
+              <w:t>9%</w:t>
+            </w:r>
+          </w:p>
+        </w:tc>
+      </w:tr>
+      <w:tr>
+        <w:tc>
+          <w:tcPr>
+            <w:tcW w:type="dxa" w:w="2160"/>
+          </w:tcPr>
+          <w:p>
+            <w:r>
+              <w:t>创汇传媒有限公司</w:t>
+            </w:r>
+          </w:p>
+        </w:tc>
+        <w:tc>
+          <w:tcPr>
+            <w:tcW w:type="dxa" w:w="2160"/>
+          </w:tcPr>
+          <w:p>
+            <w:r>
+              <w:t>新能源</w:t>
+            </w:r>
+          </w:p>
+        </w:tc>
+        <w:tc>
+          <w:tcPr>
+            <w:tcW w:type="dxa" w:w="2160"/>
+          </w:tcPr>
+          <w:p>
+            <w:r>
+              <w:t>643亿</w:t>
+            </w:r>
+          </w:p>
+        </w:tc>
+        <w:tc>
+          <w:tcPr>
+            <w:tcW w:type="dxa" w:w="2160"/>
+          </w:tcPr>
+          <w:p>
+            <w:r>
+              <w:t>27%</w:t>
+            </w:r>
+          </w:p>
+        </w:tc>
+      </w:tr>
+    </w:tbl>
+    <w:p>
+      <w:pPr>
+        <w:pStyle w:val="Heading1"/>
+      </w:pPr>
+      <w:r>
+        <w:t>行业分析 2</w:t>
+      </w:r>
+    </w:p>
+    <w:p>
+      <w:r>
+        <w:br/>
+        <w:t>风险管理部认为，消费科技 行业仍然面临若干</w:t>
+        <w:br/>
+        <w:t>不确定性因素，包括技术迭代风险、政策变化、</w:t>
+        <w:br/>
+        <w:t>以及市场竞争加剧等问题。</w:t>
         <w:br/>
       </w:r>
     </w:p>
@@ -36,16 +816,27 @@
         <w:br/>
         <w:t>中游平台企业以及下游应用厂商组成。</w:t>
         <w:br/>
-        <w:t>昂歌信息科技有限公司 主要位于产业链的 下游 环节。</w:t>
+        <w:t>联软科技有限公司 主要位于产业链的 中游 环节。</w:t>
         <w:br/>
       </w:r>
     </w:p>
     <w:p>
       <w:r>
         <w:br/>
-        <w:t>根据内部财务模型测算，天益科技有限公司 在未来三年</w:t>
+        <w:t>风险管理部认为，机器人 行业仍然面临若干</w:t>
         <w:br/>
-        <w:t>收入复合增长率预计可达到 17% 左右。</w:t>
+        <w:t>不确定性因素，包括技术迭代风险、政策变化、</w:t>
+        <w:br/>
+        <w:t>以及市场竞争加剧等问题。</w:t>
+        <w:br/>
+      </w:r>
+    </w:p>
+    <w:p>
+      <w:r>
+        <w:br/>
+        <w:t>根据内部财务模型测算，浦华众城网络有限公司 在未来三年</w:t>
+        <w:br/>
+        <w:t>收入复合增长率预计可达到 27% 左右。</w:t>
         <w:br/>
         <w:t>该预测基于行业需求增长以及公司产能扩张计划。</w:t>
         <w:br/>
@@ -54,11 +845,793 @@
     <w:p>
       <w:r>
         <w:br/>
-        <w:t>创亿信息有限公司 是中国 医疗科技 行业的重要企业之一。</w:t>
+        <w:t>华辰资本旗下的 HC Energy Transition Fund 在最近的资产配置会议中</w:t>
         <w:br/>
-        <w:t>根据华辰资本 投资策略部 的研究，该公司成立于 2007 年，</w:t>
+        <w:t>讨论了 人工智能 行业的投资机会，并对 明腾传媒有限公司</w:t>
         <w:br/>
-        <w:t>目前员工规模约 7601 人。公司近年来持续加大研发投入，</w:t>
+        <w:t>进行了重点评估。</w:t>
+        <w:br/>
+      </w:r>
+    </w:p>
+    <w:p>
+      <w:r>
+        <w:br/>
+        <w:t>华辰资本旗下的 HC Global Macro Fund 在最近的资产配置会议中</w:t>
+        <w:br/>
+        <w:t>讨论了 云计算 行业的投资机会，并对 信诚致远科技有限公司</w:t>
+        <w:br/>
+        <w:t>进行了重点评估。</w:t>
+        <w:br/>
+      </w:r>
+    </w:p>
+    <w:p>
+      <w:r>
+        <w:br/>
+        <w:t>风险管理部认为，新能源 行业仍然面临若干</w:t>
+        <w:br/>
+        <w:t>不确定性因素，包括技术迭代风险、政策变化、</w:t>
+        <w:br/>
+        <w:t>以及市场竞争加剧等问题。</w:t>
+        <w:br/>
+      </w:r>
+    </w:p>
+    <w:p>
+      <w:r>
+        <w:br/>
+        <w:t>精芯信息有限公司 是中国 半导体 行业的重要企业之一。</w:t>
+        <w:br/>
+        <w:t>根据华辰资本 投资委员会 的研究，该公司成立于 2019 年，</w:t>
+        <w:br/>
+        <w:t>目前员工规模约 5163 人。公司近年来持续加大研发投入，</w:t>
+        <w:br/>
+        <w:t>在核心技术方面形成了较强的竞争壁垒。</w:t>
+        <w:br/>
+      </w:r>
+    </w:p>
+    <w:tbl>
+      <w:tblPr>
+        <w:tblW w:type="auto" w:w="0"/>
+        <w:tblLook w:firstColumn="1" w:firstRow="1" w:lastColumn="0" w:lastRow="0" w:noHBand="0" w:noVBand="1" w:val="04A0"/>
+      </w:tblPr>
+      <w:tblGrid>
+        <w:gridCol w:w="2160"/>
+        <w:gridCol w:w="2160"/>
+        <w:gridCol w:w="2160"/>
+        <w:gridCol w:w="2160"/>
+      </w:tblGrid>
+      <w:tr>
+        <w:tc>
+          <w:tcPr>
+            <w:tcW w:type="dxa" w:w="2160"/>
+          </w:tcPr>
+          <w:p>
+            <w:r>
+              <w:t>公司</w:t>
+            </w:r>
+          </w:p>
+        </w:tc>
+        <w:tc>
+          <w:tcPr>
+            <w:tcW w:type="dxa" w:w="2160"/>
+          </w:tcPr>
+          <w:p>
+            <w:r>
+              <w:t>行业</w:t>
+            </w:r>
+          </w:p>
+        </w:tc>
+        <w:tc>
+          <w:tcPr>
+            <w:tcW w:type="dxa" w:w="2160"/>
+          </w:tcPr>
+          <w:p>
+            <w:r>
+              <w:t>市值</w:t>
+            </w:r>
+          </w:p>
+        </w:tc>
+        <w:tc>
+          <w:tcPr>
+            <w:tcW w:type="dxa" w:w="2160"/>
+          </w:tcPr>
+          <w:p>
+            <w:r>
+              <w:t>增长率</w:t>
+            </w:r>
+          </w:p>
+        </w:tc>
+      </w:tr>
+      <w:tr>
+        <w:tc>
+          <w:tcPr>
+            <w:tcW w:type="dxa" w:w="2160"/>
+          </w:tcPr>
+          <w:p>
+            <w:r>
+              <w:t>泰麒麟网络有限公司</w:t>
+            </w:r>
+          </w:p>
+        </w:tc>
+        <w:tc>
+          <w:tcPr>
+            <w:tcW w:type="dxa" w:w="2160"/>
+          </w:tcPr>
+          <w:p>
+            <w:r>
+              <w:t>云计算</w:t>
+            </w:r>
+          </w:p>
+        </w:tc>
+        <w:tc>
+          <w:tcPr>
+            <w:tcW w:type="dxa" w:w="2160"/>
+          </w:tcPr>
+          <w:p>
+            <w:r>
+              <w:t>523亿</w:t>
+            </w:r>
+          </w:p>
+        </w:tc>
+        <w:tc>
+          <w:tcPr>
+            <w:tcW w:type="dxa" w:w="2160"/>
+          </w:tcPr>
+          <w:p>
+            <w:r>
+              <w:t>9%</w:t>
+            </w:r>
+          </w:p>
+        </w:tc>
+      </w:tr>
+      <w:tr>
+        <w:tc>
+          <w:tcPr>
+            <w:tcW w:type="dxa" w:w="2160"/>
+          </w:tcPr>
+          <w:p>
+            <w:r>
+              <w:t>雨林木风计算机科技有限公司</w:t>
+            </w:r>
+          </w:p>
+        </w:tc>
+        <w:tc>
+          <w:tcPr>
+            <w:tcW w:type="dxa" w:w="2160"/>
+          </w:tcPr>
+          <w:p>
+            <w:r>
+              <w:t>半导体</w:t>
+            </w:r>
+          </w:p>
+        </w:tc>
+        <w:tc>
+          <w:tcPr>
+            <w:tcW w:type="dxa" w:w="2160"/>
+          </w:tcPr>
+          <w:p>
+            <w:r>
+              <w:t>478亿</w:t>
+            </w:r>
+          </w:p>
+        </w:tc>
+        <w:tc>
+          <w:tcPr>
+            <w:tcW w:type="dxa" w:w="2160"/>
+          </w:tcPr>
+          <w:p>
+            <w:r>
+              <w:t>21%</w:t>
+            </w:r>
+          </w:p>
+        </w:tc>
+      </w:tr>
+      <w:tr>
+        <w:tc>
+          <w:tcPr>
+            <w:tcW w:type="dxa" w:w="2160"/>
+          </w:tcPr>
+          <w:p>
+            <w:r>
+              <w:t>华成育卓传媒有限公司</w:t>
+            </w:r>
+          </w:p>
+        </w:tc>
+        <w:tc>
+          <w:tcPr>
+            <w:tcW w:type="dxa" w:w="2160"/>
+          </w:tcPr>
+          <w:p>
+            <w:r>
+              <w:t>人工智能</w:t>
+            </w:r>
+          </w:p>
+        </w:tc>
+        <w:tc>
+          <w:tcPr>
+            <w:tcW w:type="dxa" w:w="2160"/>
+          </w:tcPr>
+          <w:p>
+            <w:r>
+              <w:t>297亿</w:t>
+            </w:r>
+          </w:p>
+        </w:tc>
+        <w:tc>
+          <w:tcPr>
+            <w:tcW w:type="dxa" w:w="2160"/>
+          </w:tcPr>
+          <w:p>
+            <w:r>
+              <w:t>16%</w:t>
+            </w:r>
+          </w:p>
+        </w:tc>
+      </w:tr>
+      <w:tr>
+        <w:tc>
+          <w:tcPr>
+            <w:tcW w:type="dxa" w:w="2160"/>
+          </w:tcPr>
+          <w:p>
+            <w:r>
+              <w:t>精芯信息有限公司</w:t>
+            </w:r>
+          </w:p>
+        </w:tc>
+        <w:tc>
+          <w:tcPr>
+            <w:tcW w:type="dxa" w:w="2160"/>
+          </w:tcPr>
+          <w:p>
+            <w:r>
+              <w:t>半导体</w:t>
+            </w:r>
+          </w:p>
+        </w:tc>
+        <w:tc>
+          <w:tcPr>
+            <w:tcW w:type="dxa" w:w="2160"/>
+          </w:tcPr>
+          <w:p>
+            <w:r>
+              <w:t>547亿</w:t>
+            </w:r>
+          </w:p>
+        </w:tc>
+        <w:tc>
+          <w:tcPr>
+            <w:tcW w:type="dxa" w:w="2160"/>
+          </w:tcPr>
+          <w:p>
+            <w:r>
+              <w:t>22%</w:t>
+            </w:r>
+          </w:p>
+        </w:tc>
+      </w:tr>
+      <w:tr>
+        <w:tc>
+          <w:tcPr>
+            <w:tcW w:type="dxa" w:w="2160"/>
+          </w:tcPr>
+          <w:p>
+            <w:r>
+              <w:t>惠派国际公司科技有限公司</w:t>
+            </w:r>
+          </w:p>
+        </w:tc>
+        <w:tc>
+          <w:tcPr>
+            <w:tcW w:type="dxa" w:w="2160"/>
+          </w:tcPr>
+          <w:p>
+            <w:r>
+              <w:t>人工智能</w:t>
+            </w:r>
+          </w:p>
+        </w:tc>
+        <w:tc>
+          <w:tcPr>
+            <w:tcW w:type="dxa" w:w="2160"/>
+          </w:tcPr>
+          <w:p>
+            <w:r>
+              <w:t>314亿</w:t>
+            </w:r>
+          </w:p>
+        </w:tc>
+        <w:tc>
+          <w:tcPr>
+            <w:tcW w:type="dxa" w:w="2160"/>
+          </w:tcPr>
+          <w:p>
+            <w:r>
+              <w:t>13%</w:t>
+            </w:r>
+          </w:p>
+        </w:tc>
+      </w:tr>
+      <w:tr>
+        <w:tc>
+          <w:tcPr>
+            <w:tcW w:type="dxa" w:w="2160"/>
+          </w:tcPr>
+          <w:p>
+            <w:r>
+              <w:t>九方传媒有限公司</w:t>
+            </w:r>
+          </w:p>
+        </w:tc>
+        <w:tc>
+          <w:tcPr>
+            <w:tcW w:type="dxa" w:w="2160"/>
+          </w:tcPr>
+          <w:p>
+            <w:r>
+              <w:t>医疗科技</w:t>
+            </w:r>
+          </w:p>
+        </w:tc>
+        <w:tc>
+          <w:tcPr>
+            <w:tcW w:type="dxa" w:w="2160"/>
+          </w:tcPr>
+          <w:p>
+            <w:r>
+              <w:t>219亿</w:t>
+            </w:r>
+          </w:p>
+        </w:tc>
+        <w:tc>
+          <w:tcPr>
+            <w:tcW w:type="dxa" w:w="2160"/>
+          </w:tcPr>
+          <w:p>
+            <w:r>
+              <w:t>17%</w:t>
+            </w:r>
+          </w:p>
+        </w:tc>
+      </w:tr>
+      <w:tr>
+        <w:tc>
+          <w:tcPr>
+            <w:tcW w:type="dxa" w:w="2160"/>
+          </w:tcPr>
+          <w:p>
+            <w:r>
+              <w:t>创联世纪信息有限公司</w:t>
+            </w:r>
+          </w:p>
+        </w:tc>
+        <w:tc>
+          <w:tcPr>
+            <w:tcW w:type="dxa" w:w="2160"/>
+          </w:tcPr>
+          <w:p>
+            <w:r>
+              <w:t>云计算</w:t>
+            </w:r>
+          </w:p>
+        </w:tc>
+        <w:tc>
+          <w:tcPr>
+            <w:tcW w:type="dxa" w:w="2160"/>
+          </w:tcPr>
+          <w:p>
+            <w:r>
+              <w:t>579亿</w:t>
+            </w:r>
+          </w:p>
+        </w:tc>
+        <w:tc>
+          <w:tcPr>
+            <w:tcW w:type="dxa" w:w="2160"/>
+          </w:tcPr>
+          <w:p>
+            <w:r>
+              <w:t>11%</w:t>
+            </w:r>
+          </w:p>
+        </w:tc>
+      </w:tr>
+      <w:tr>
+        <w:tc>
+          <w:tcPr>
+            <w:tcW w:type="dxa" w:w="2160"/>
+          </w:tcPr>
+          <w:p>
+            <w:r>
+              <w:t>通际名联网络有限公司</w:t>
+            </w:r>
+          </w:p>
+        </w:tc>
+        <w:tc>
+          <w:tcPr>
+            <w:tcW w:type="dxa" w:w="2160"/>
+          </w:tcPr>
+          <w:p>
+            <w:r>
+              <w:t>机器人</w:t>
+            </w:r>
+          </w:p>
+        </w:tc>
+        <w:tc>
+          <w:tcPr>
+            <w:tcW w:type="dxa" w:w="2160"/>
+          </w:tcPr>
+          <w:p>
+            <w:r>
+              <w:t>550亿</w:t>
+            </w:r>
+          </w:p>
+        </w:tc>
+        <w:tc>
+          <w:tcPr>
+            <w:tcW w:type="dxa" w:w="2160"/>
+          </w:tcPr>
+          <w:p>
+            <w:r>
+              <w:t>20%</w:t>
+            </w:r>
+          </w:p>
+        </w:tc>
+      </w:tr>
+      <w:tr>
+        <w:tc>
+          <w:tcPr>
+            <w:tcW w:type="dxa" w:w="2160"/>
+          </w:tcPr>
+          <w:p>
+            <w:r>
+              <w:t>精芯信息有限公司</w:t>
+            </w:r>
+          </w:p>
+        </w:tc>
+        <w:tc>
+          <w:tcPr>
+            <w:tcW w:type="dxa" w:w="2160"/>
+          </w:tcPr>
+          <w:p>
+            <w:r>
+              <w:t>半导体</w:t>
+            </w:r>
+          </w:p>
+        </w:tc>
+        <w:tc>
+          <w:tcPr>
+            <w:tcW w:type="dxa" w:w="2160"/>
+          </w:tcPr>
+          <w:p>
+            <w:r>
+              <w:t>588亿</w:t>
+            </w:r>
+          </w:p>
+        </w:tc>
+        <w:tc>
+          <w:tcPr>
+            <w:tcW w:type="dxa" w:w="2160"/>
+          </w:tcPr>
+          <w:p>
+            <w:r>
+              <w:t>24%</w:t>
+            </w:r>
+          </w:p>
+        </w:tc>
+      </w:tr>
+      <w:tr>
+        <w:tc>
+          <w:tcPr>
+            <w:tcW w:type="dxa" w:w="2160"/>
+          </w:tcPr>
+          <w:p>
+            <w:r>
+              <w:t>信诚致远网络有限公司</w:t>
+            </w:r>
+          </w:p>
+        </w:tc>
+        <w:tc>
+          <w:tcPr>
+            <w:tcW w:type="dxa" w:w="2160"/>
+          </w:tcPr>
+          <w:p>
+            <w:r>
+              <w:t>半导体</w:t>
+            </w:r>
+          </w:p>
+        </w:tc>
+        <w:tc>
+          <w:tcPr>
+            <w:tcW w:type="dxa" w:w="2160"/>
+          </w:tcPr>
+          <w:p>
+            <w:r>
+              <w:t>593亿</w:t>
+            </w:r>
+          </w:p>
+        </w:tc>
+        <w:tc>
+          <w:tcPr>
+            <w:tcW w:type="dxa" w:w="2160"/>
+          </w:tcPr>
+          <w:p>
+            <w:r>
+              <w:t>19%</w:t>
+            </w:r>
+          </w:p>
+        </w:tc>
+      </w:tr>
+      <w:tr>
+        <w:tc>
+          <w:tcPr>
+            <w:tcW w:type="dxa" w:w="2160"/>
+          </w:tcPr>
+          <w:p>
+            <w:r>
+              <w:t>明腾传媒有限公司</w:t>
+            </w:r>
+          </w:p>
+        </w:tc>
+        <w:tc>
+          <w:tcPr>
+            <w:tcW w:type="dxa" w:w="2160"/>
+          </w:tcPr>
+          <w:p>
+            <w:r>
+              <w:t>人工智能</w:t>
+            </w:r>
+          </w:p>
+        </w:tc>
+        <w:tc>
+          <w:tcPr>
+            <w:tcW w:type="dxa" w:w="2160"/>
+          </w:tcPr>
+          <w:p>
+            <w:r>
+              <w:t>644亿</w:t>
+            </w:r>
+          </w:p>
+        </w:tc>
+        <w:tc>
+          <w:tcPr>
+            <w:tcW w:type="dxa" w:w="2160"/>
+          </w:tcPr>
+          <w:p>
+            <w:r>
+              <w:t>30%</w:t>
+            </w:r>
+          </w:p>
+        </w:tc>
+      </w:tr>
+      <w:tr>
+        <w:tc>
+          <w:tcPr>
+            <w:tcW w:type="dxa" w:w="2160"/>
+          </w:tcPr>
+          <w:p>
+            <w:r>
+              <w:t>创汇传媒有限公司</w:t>
+            </w:r>
+          </w:p>
+        </w:tc>
+        <w:tc>
+          <w:tcPr>
+            <w:tcW w:type="dxa" w:w="2160"/>
+          </w:tcPr>
+          <w:p>
+            <w:r>
+              <w:t>新能源</w:t>
+            </w:r>
+          </w:p>
+        </w:tc>
+        <w:tc>
+          <w:tcPr>
+            <w:tcW w:type="dxa" w:w="2160"/>
+          </w:tcPr>
+          <w:p>
+            <w:r>
+              <w:t>635亿</w:t>
+            </w:r>
+          </w:p>
+        </w:tc>
+        <w:tc>
+          <w:tcPr>
+            <w:tcW w:type="dxa" w:w="2160"/>
+          </w:tcPr>
+          <w:p>
+            <w:r>
+              <w:t>27%</w:t>
+            </w:r>
+          </w:p>
+        </w:tc>
+      </w:tr>
+      <w:tr>
+        <w:tc>
+          <w:tcPr>
+            <w:tcW w:type="dxa" w:w="2160"/>
+          </w:tcPr>
+          <w:p>
+            <w:r>
+              <w:t>泰麒麟网络有限公司</w:t>
+            </w:r>
+          </w:p>
+        </w:tc>
+        <w:tc>
+          <w:tcPr>
+            <w:tcW w:type="dxa" w:w="2160"/>
+          </w:tcPr>
+          <w:p>
+            <w:r>
+              <w:t>云计算</w:t>
+            </w:r>
+          </w:p>
+        </w:tc>
+        <w:tc>
+          <w:tcPr>
+            <w:tcW w:type="dxa" w:w="2160"/>
+          </w:tcPr>
+          <w:p>
+            <w:r>
+              <w:t>667亿</w:t>
+            </w:r>
+          </w:p>
+        </w:tc>
+        <w:tc>
+          <w:tcPr>
+            <w:tcW w:type="dxa" w:w="2160"/>
+          </w:tcPr>
+          <w:p>
+            <w:r>
+              <w:t>28%</w:t>
+            </w:r>
+          </w:p>
+        </w:tc>
+      </w:tr>
+      <w:tr>
+        <w:tc>
+          <w:tcPr>
+            <w:tcW w:type="dxa" w:w="2160"/>
+          </w:tcPr>
+          <w:p>
+            <w:r>
+              <w:t>精芯信息有限公司</w:t>
+            </w:r>
+          </w:p>
+        </w:tc>
+        <w:tc>
+          <w:tcPr>
+            <w:tcW w:type="dxa" w:w="2160"/>
+          </w:tcPr>
+          <w:p>
+            <w:r>
+              <w:t>半导体</w:t>
+            </w:r>
+          </w:p>
+        </w:tc>
+        <w:tc>
+          <w:tcPr>
+            <w:tcW w:type="dxa" w:w="2160"/>
+          </w:tcPr>
+          <w:p>
+            <w:r>
+              <w:t>174亿</w:t>
+            </w:r>
+          </w:p>
+        </w:tc>
+        <w:tc>
+          <w:tcPr>
+            <w:tcW w:type="dxa" w:w="2160"/>
+          </w:tcPr>
+          <w:p>
+            <w:r>
+              <w:t>8%</w:t>
+            </w:r>
+          </w:p>
+        </w:tc>
+      </w:tr>
+      <w:tr>
+        <w:tc>
+          <w:tcPr>
+            <w:tcW w:type="dxa" w:w="2160"/>
+          </w:tcPr>
+          <w:p>
+            <w:r>
+              <w:t>通际名联科技有限公司</w:t>
+            </w:r>
+          </w:p>
+        </w:tc>
+        <w:tc>
+          <w:tcPr>
+            <w:tcW w:type="dxa" w:w="2160"/>
+          </w:tcPr>
+          <w:p>
+            <w:r>
+              <w:t>人工智能</w:t>
+            </w:r>
+          </w:p>
+        </w:tc>
+        <w:tc>
+          <w:tcPr>
+            <w:tcW w:type="dxa" w:w="2160"/>
+          </w:tcPr>
+          <w:p>
+            <w:r>
+              <w:t>242亿</w:t>
+            </w:r>
+          </w:p>
+        </w:tc>
+        <w:tc>
+          <w:tcPr>
+            <w:tcW w:type="dxa" w:w="2160"/>
+          </w:tcPr>
+          <w:p>
+            <w:r>
+              <w:t>9%</w:t>
+            </w:r>
+          </w:p>
+        </w:tc>
+      </w:tr>
+    </w:tbl>
+    <w:p>
+      <w:pPr>
+        <w:pStyle w:val="Heading1"/>
+      </w:pPr>
+      <w:r>
+        <w:t>行业分析 3</w:t>
+      </w:r>
+    </w:p>
+    <w:p>
+      <w:r>
+        <w:br/>
+        <w:t>华辰资本旗下的 HC Alpha Growth Fund 在最近的资产配置会议中</w:t>
+        <w:br/>
+        <w:t>讨论了 云计算 行业的投资机会，并对 艾提科信科技有限公司</w:t>
+        <w:br/>
+        <w:t>进行了重点评估。</w:t>
+        <w:br/>
+      </w:r>
+    </w:p>
+    <w:p>
+      <w:r>
+        <w:br/>
+        <w:t>华辰资本旗下的 HC Energy Transition Fund 在最近的资产配置会议中</w:t>
+        <w:br/>
+        <w:t>讨论了 人工智能 行业的投资机会，并对 方正科技传媒有限公司</w:t>
+        <w:br/>
+        <w:t>进行了重点评估。</w:t>
+        <w:br/>
+      </w:r>
+    </w:p>
+    <w:p>
+      <w:r>
+        <w:br/>
+        <w:t>从产业链角度看，机器人 行业主要由上游设备厂商、</w:t>
+        <w:br/>
+        <w:t>中游平台企业以及下游应用厂商组成。</w:t>
+        <w:br/>
+        <w:t>毕博诚信息有限公司 主要位于产业链的 下游 环节。</w:t>
+        <w:br/>
+      </w:r>
+    </w:p>
+    <w:p>
+      <w:r>
+        <w:br/>
+        <w:t>根据内部财务模型测算，信诚致远科技有限公司 在未来三年</w:t>
+        <w:br/>
+        <w:t>收入复合增长率预计可达到 32% 左右。</w:t>
+        <w:br/>
+        <w:t>该预测基于行业需求增长以及公司产能扩张计划。</w:t>
+        <w:br/>
+      </w:r>
+    </w:p>
+    <w:p>
+      <w:r>
+        <w:br/>
+        <w:t>恩悌网络有限公司 是中国 新能源 行业的重要企业之一。</w:t>
+        <w:br/>
+        <w:t>根据华辰资本 风险管理部 的研究，该公司成立于 2011 年，</w:t>
+        <w:br/>
+        <w:t>目前员工规模约 7408 人。公司近年来持续加大研发投入，</w:t>
         <w:br/>
         <w:t>在核心技术方面形成了较强的竞争壁垒。</w:t>
         <w:br/>
@@ -67,9 +1640,758 @@
     <w:p>
       <w:r>
         <w:br/>
-        <w:t>根据内部财务模型测算，创汇传媒有限公司 在未来三年</w:t>
+        <w:t>从产业链角度看，人工智能 行业主要由上游设备厂商、</w:t>
         <w:br/>
-        <w:t>收入复合增长率预计可达到 31% 左右。</w:t>
+        <w:t>中游平台企业以及下游应用厂商组成。</w:t>
+        <w:br/>
+        <w:t>明腾传媒有限公司 主要位于产业链的 下游 环节。</w:t>
+        <w:br/>
+      </w:r>
+    </w:p>
+    <w:p>
+      <w:r>
+        <w:br/>
+        <w:t>华辰资本旗下的 HC Global Macro Fund 在最近的资产配置会议中</w:t>
+        <w:br/>
+        <w:t>讨论了 云计算 行业的投资机会，并对 良诺科技有限公司</w:t>
+        <w:br/>
+        <w:t>进行了重点评估。</w:t>
+        <w:br/>
+      </w:r>
+    </w:p>
+    <w:p>
+      <w:r>
+        <w:br/>
+        <w:t>风险管理部认为，新能源 行业仍然面临若干</w:t>
+        <w:br/>
+        <w:t>不确定性因素，包括技术迭代风险、政策变化、</w:t>
+        <w:br/>
+        <w:t>以及市场竞争加剧等问题。</w:t>
+        <w:br/>
+      </w:r>
+    </w:p>
+    <w:tbl>
+      <w:tblPr>
+        <w:tblW w:type="auto" w:w="0"/>
+        <w:tblLook w:firstColumn="1" w:firstRow="1" w:lastColumn="0" w:lastRow="0" w:noHBand="0" w:noVBand="1" w:val="04A0"/>
+      </w:tblPr>
+      <w:tblGrid>
+        <w:gridCol w:w="2160"/>
+        <w:gridCol w:w="2160"/>
+        <w:gridCol w:w="2160"/>
+        <w:gridCol w:w="2160"/>
+      </w:tblGrid>
+      <w:tr>
+        <w:tc>
+          <w:tcPr>
+            <w:tcW w:type="dxa" w:w="2160"/>
+          </w:tcPr>
+          <w:p>
+            <w:r>
+              <w:t>公司</w:t>
+            </w:r>
+          </w:p>
+        </w:tc>
+        <w:tc>
+          <w:tcPr>
+            <w:tcW w:type="dxa" w:w="2160"/>
+          </w:tcPr>
+          <w:p>
+            <w:r>
+              <w:t>行业</w:t>
+            </w:r>
+          </w:p>
+        </w:tc>
+        <w:tc>
+          <w:tcPr>
+            <w:tcW w:type="dxa" w:w="2160"/>
+          </w:tcPr>
+          <w:p>
+            <w:r>
+              <w:t>市值</w:t>
+            </w:r>
+          </w:p>
+        </w:tc>
+        <w:tc>
+          <w:tcPr>
+            <w:tcW w:type="dxa" w:w="2160"/>
+          </w:tcPr>
+          <w:p>
+            <w:r>
+              <w:t>增长率</w:t>
+            </w:r>
+          </w:p>
+        </w:tc>
+      </w:tr>
+      <w:tr>
+        <w:tc>
+          <w:tcPr>
+            <w:tcW w:type="dxa" w:w="2160"/>
+          </w:tcPr>
+          <w:p>
+            <w:r>
+              <w:t>创联世纪信息有限公司</w:t>
+            </w:r>
+          </w:p>
+        </w:tc>
+        <w:tc>
+          <w:tcPr>
+            <w:tcW w:type="dxa" w:w="2160"/>
+          </w:tcPr>
+          <w:p>
+            <w:r>
+              <w:t>云计算</w:t>
+            </w:r>
+          </w:p>
+        </w:tc>
+        <w:tc>
+          <w:tcPr>
+            <w:tcW w:type="dxa" w:w="2160"/>
+          </w:tcPr>
+          <w:p>
+            <w:r>
+              <w:t>708亿</w:t>
+            </w:r>
+          </w:p>
+        </w:tc>
+        <w:tc>
+          <w:tcPr>
+            <w:tcW w:type="dxa" w:w="2160"/>
+          </w:tcPr>
+          <w:p>
+            <w:r>
+              <w:t>10%</w:t>
+            </w:r>
+          </w:p>
+        </w:tc>
+      </w:tr>
+      <w:tr>
+        <w:tc>
+          <w:tcPr>
+            <w:tcW w:type="dxa" w:w="2160"/>
+          </w:tcPr>
+          <w:p>
+            <w:r>
+              <w:t>明腾传媒有限公司</w:t>
+            </w:r>
+          </w:p>
+        </w:tc>
+        <w:tc>
+          <w:tcPr>
+            <w:tcW w:type="dxa" w:w="2160"/>
+          </w:tcPr>
+          <w:p>
+            <w:r>
+              <w:t>人工智能</w:t>
+            </w:r>
+          </w:p>
+        </w:tc>
+        <w:tc>
+          <w:tcPr>
+            <w:tcW w:type="dxa" w:w="2160"/>
+          </w:tcPr>
+          <w:p>
+            <w:r>
+              <w:t>785亿</w:t>
+            </w:r>
+          </w:p>
+        </w:tc>
+        <w:tc>
+          <w:tcPr>
+            <w:tcW w:type="dxa" w:w="2160"/>
+          </w:tcPr>
+          <w:p>
+            <w:r>
+              <w:t>28%</w:t>
+            </w:r>
+          </w:p>
+        </w:tc>
+      </w:tr>
+      <w:tr>
+        <w:tc>
+          <w:tcPr>
+            <w:tcW w:type="dxa" w:w="2160"/>
+          </w:tcPr>
+          <w:p>
+            <w:r>
+              <w:t>华泰通安传媒有限公司</w:t>
+            </w:r>
+          </w:p>
+        </w:tc>
+        <w:tc>
+          <w:tcPr>
+            <w:tcW w:type="dxa" w:w="2160"/>
+          </w:tcPr>
+          <w:p>
+            <w:r>
+              <w:t>消费科技</w:t>
+            </w:r>
+          </w:p>
+        </w:tc>
+        <w:tc>
+          <w:tcPr>
+            <w:tcW w:type="dxa" w:w="2160"/>
+          </w:tcPr>
+          <w:p>
+            <w:r>
+              <w:t>542亿</w:t>
+            </w:r>
+          </w:p>
+        </w:tc>
+        <w:tc>
+          <w:tcPr>
+            <w:tcW w:type="dxa" w:w="2160"/>
+          </w:tcPr>
+          <w:p>
+            <w:r>
+              <w:t>5%</w:t>
+            </w:r>
+          </w:p>
+        </w:tc>
+      </w:tr>
+      <w:tr>
+        <w:tc>
+          <w:tcPr>
+            <w:tcW w:type="dxa" w:w="2160"/>
+          </w:tcPr>
+          <w:p>
+            <w:r>
+              <w:t>佳禾传媒有限公司</w:t>
+            </w:r>
+          </w:p>
+        </w:tc>
+        <w:tc>
+          <w:tcPr>
+            <w:tcW w:type="dxa" w:w="2160"/>
+          </w:tcPr>
+          <w:p>
+            <w:r>
+              <w:t>云计算</w:t>
+            </w:r>
+          </w:p>
+        </w:tc>
+        <w:tc>
+          <w:tcPr>
+            <w:tcW w:type="dxa" w:w="2160"/>
+          </w:tcPr>
+          <w:p>
+            <w:r>
+              <w:t>245亿</w:t>
+            </w:r>
+          </w:p>
+        </w:tc>
+        <w:tc>
+          <w:tcPr>
+            <w:tcW w:type="dxa" w:w="2160"/>
+          </w:tcPr>
+          <w:p>
+            <w:r>
+              <w:t>16%</w:t>
+            </w:r>
+          </w:p>
+        </w:tc>
+      </w:tr>
+      <w:tr>
+        <w:tc>
+          <w:tcPr>
+            <w:tcW w:type="dxa" w:w="2160"/>
+          </w:tcPr>
+          <w:p>
+            <w:r>
+              <w:t>迪摩信息有限公司</w:t>
+            </w:r>
+          </w:p>
+        </w:tc>
+        <w:tc>
+          <w:tcPr>
+            <w:tcW w:type="dxa" w:w="2160"/>
+          </w:tcPr>
+          <w:p>
+            <w:r>
+              <w:t>医疗科技</w:t>
+            </w:r>
+          </w:p>
+        </w:tc>
+        <w:tc>
+          <w:tcPr>
+            <w:tcW w:type="dxa" w:w="2160"/>
+          </w:tcPr>
+          <w:p>
+            <w:r>
+              <w:t>293亿</w:t>
+            </w:r>
+          </w:p>
+        </w:tc>
+        <w:tc>
+          <w:tcPr>
+            <w:tcW w:type="dxa" w:w="2160"/>
+          </w:tcPr>
+          <w:p>
+            <w:r>
+              <w:t>8%</w:t>
+            </w:r>
+          </w:p>
+        </w:tc>
+      </w:tr>
+      <w:tr>
+        <w:tc>
+          <w:tcPr>
+            <w:tcW w:type="dxa" w:w="2160"/>
+          </w:tcPr>
+          <w:p>
+            <w:r>
+              <w:t>方正科技信息有限公司</w:t>
+            </w:r>
+          </w:p>
+        </w:tc>
+        <w:tc>
+          <w:tcPr>
+            <w:tcW w:type="dxa" w:w="2160"/>
+          </w:tcPr>
+          <w:p>
+            <w:r>
+              <w:t>消费科技</w:t>
+            </w:r>
+          </w:p>
+        </w:tc>
+        <w:tc>
+          <w:tcPr>
+            <w:tcW w:type="dxa" w:w="2160"/>
+          </w:tcPr>
+          <w:p>
+            <w:r>
+              <w:t>575亿</w:t>
+            </w:r>
+          </w:p>
+        </w:tc>
+        <w:tc>
+          <w:tcPr>
+            <w:tcW w:type="dxa" w:w="2160"/>
+          </w:tcPr>
+          <w:p>
+            <w:r>
+              <w:t>5%</w:t>
+            </w:r>
+          </w:p>
+        </w:tc>
+      </w:tr>
+      <w:tr>
+        <w:tc>
+          <w:tcPr>
+            <w:tcW w:type="dxa" w:w="2160"/>
+          </w:tcPr>
+          <w:p>
+            <w:r>
+              <w:t>联通时科传媒有限公司</w:t>
+            </w:r>
+          </w:p>
+        </w:tc>
+        <w:tc>
+          <w:tcPr>
+            <w:tcW w:type="dxa" w:w="2160"/>
+          </w:tcPr>
+          <w:p>
+            <w:r>
+              <w:t>消费科技</w:t>
+            </w:r>
+          </w:p>
+        </w:tc>
+        <w:tc>
+          <w:tcPr>
+            <w:tcW w:type="dxa" w:w="2160"/>
+          </w:tcPr>
+          <w:p>
+            <w:r>
+              <w:t>430亿</w:t>
+            </w:r>
+          </w:p>
+        </w:tc>
+        <w:tc>
+          <w:tcPr>
+            <w:tcW w:type="dxa" w:w="2160"/>
+          </w:tcPr>
+          <w:p>
+            <w:r>
+              <w:t>30%</w:t>
+            </w:r>
+          </w:p>
+        </w:tc>
+      </w:tr>
+      <w:tr>
+        <w:tc>
+          <w:tcPr>
+            <w:tcW w:type="dxa" w:w="2160"/>
+          </w:tcPr>
+          <w:p>
+            <w:r>
+              <w:t>天开科技有限公司</w:t>
+            </w:r>
+          </w:p>
+        </w:tc>
+        <w:tc>
+          <w:tcPr>
+            <w:tcW w:type="dxa" w:w="2160"/>
+          </w:tcPr>
+          <w:p>
+            <w:r>
+              <w:t>消费科技</w:t>
+            </w:r>
+          </w:p>
+        </w:tc>
+        <w:tc>
+          <w:tcPr>
+            <w:tcW w:type="dxa" w:w="2160"/>
+          </w:tcPr>
+          <w:p>
+            <w:r>
+              <w:t>295亿</w:t>
+            </w:r>
+          </w:p>
+        </w:tc>
+        <w:tc>
+          <w:tcPr>
+            <w:tcW w:type="dxa" w:w="2160"/>
+          </w:tcPr>
+          <w:p>
+            <w:r>
+              <w:t>21%</w:t>
+            </w:r>
+          </w:p>
+        </w:tc>
+      </w:tr>
+      <w:tr>
+        <w:tc>
+          <w:tcPr>
+            <w:tcW w:type="dxa" w:w="2160"/>
+          </w:tcPr>
+          <w:p>
+            <w:r>
+              <w:t>艾提科信科技有限公司</w:t>
+            </w:r>
+          </w:p>
+        </w:tc>
+        <w:tc>
+          <w:tcPr>
+            <w:tcW w:type="dxa" w:w="2160"/>
+          </w:tcPr>
+          <w:p>
+            <w:r>
+              <w:t>云计算</w:t>
+            </w:r>
+          </w:p>
+        </w:tc>
+        <w:tc>
+          <w:tcPr>
+            <w:tcW w:type="dxa" w:w="2160"/>
+          </w:tcPr>
+          <w:p>
+            <w:r>
+              <w:t>681亿</w:t>
+            </w:r>
+          </w:p>
+        </w:tc>
+        <w:tc>
+          <w:tcPr>
+            <w:tcW w:type="dxa" w:w="2160"/>
+          </w:tcPr>
+          <w:p>
+            <w:r>
+              <w:t>21%</w:t>
+            </w:r>
+          </w:p>
+        </w:tc>
+      </w:tr>
+      <w:tr>
+        <w:tc>
+          <w:tcPr>
+            <w:tcW w:type="dxa" w:w="2160"/>
+          </w:tcPr>
+          <w:p>
+            <w:r>
+              <w:t>新格林耐特网络有限公司</w:t>
+            </w:r>
+          </w:p>
+        </w:tc>
+        <w:tc>
+          <w:tcPr>
+            <w:tcW w:type="dxa" w:w="2160"/>
+          </w:tcPr>
+          <w:p>
+            <w:r>
+              <w:t>人工智能</w:t>
+            </w:r>
+          </w:p>
+        </w:tc>
+        <w:tc>
+          <w:tcPr>
+            <w:tcW w:type="dxa" w:w="2160"/>
+          </w:tcPr>
+          <w:p>
+            <w:r>
+              <w:t>684亿</w:t>
+            </w:r>
+          </w:p>
+        </w:tc>
+        <w:tc>
+          <w:tcPr>
+            <w:tcW w:type="dxa" w:w="2160"/>
+          </w:tcPr>
+          <w:p>
+            <w:r>
+              <w:t>24%</w:t>
+            </w:r>
+          </w:p>
+        </w:tc>
+      </w:tr>
+      <w:tr>
+        <w:tc>
+          <w:tcPr>
+            <w:tcW w:type="dxa" w:w="2160"/>
+          </w:tcPr>
+          <w:p>
+            <w:r>
+              <w:t>创汇传媒有限公司</w:t>
+            </w:r>
+          </w:p>
+        </w:tc>
+        <w:tc>
+          <w:tcPr>
+            <w:tcW w:type="dxa" w:w="2160"/>
+          </w:tcPr>
+          <w:p>
+            <w:r>
+              <w:t>新能源</w:t>
+            </w:r>
+          </w:p>
+        </w:tc>
+        <w:tc>
+          <w:tcPr>
+            <w:tcW w:type="dxa" w:w="2160"/>
+          </w:tcPr>
+          <w:p>
+            <w:r>
+              <w:t>686亿</w:t>
+            </w:r>
+          </w:p>
+        </w:tc>
+        <w:tc>
+          <w:tcPr>
+            <w:tcW w:type="dxa" w:w="2160"/>
+          </w:tcPr>
+          <w:p>
+            <w:r>
+              <w:t>8%</w:t>
+            </w:r>
+          </w:p>
+        </w:tc>
+      </w:tr>
+      <w:tr>
+        <w:tc>
+          <w:tcPr>
+            <w:tcW w:type="dxa" w:w="2160"/>
+          </w:tcPr>
+          <w:p>
+            <w:r>
+              <w:t>图龙信息传媒有限公司</w:t>
+            </w:r>
+          </w:p>
+        </w:tc>
+        <w:tc>
+          <w:tcPr>
+            <w:tcW w:type="dxa" w:w="2160"/>
+          </w:tcPr>
+          <w:p>
+            <w:r>
+              <w:t>机器人</w:t>
+            </w:r>
+          </w:p>
+        </w:tc>
+        <w:tc>
+          <w:tcPr>
+            <w:tcW w:type="dxa" w:w="2160"/>
+          </w:tcPr>
+          <w:p>
+            <w:r>
+              <w:t>447亿</w:t>
+            </w:r>
+          </w:p>
+        </w:tc>
+        <w:tc>
+          <w:tcPr>
+            <w:tcW w:type="dxa" w:w="2160"/>
+          </w:tcPr>
+          <w:p>
+            <w:r>
+              <w:t>21%</w:t>
+            </w:r>
+          </w:p>
+        </w:tc>
+      </w:tr>
+      <w:tr>
+        <w:tc>
+          <w:tcPr>
+            <w:tcW w:type="dxa" w:w="2160"/>
+          </w:tcPr>
+          <w:p>
+            <w:r>
+              <w:t>富罳网络有限公司</w:t>
+            </w:r>
+          </w:p>
+        </w:tc>
+        <w:tc>
+          <w:tcPr>
+            <w:tcW w:type="dxa" w:w="2160"/>
+          </w:tcPr>
+          <w:p>
+            <w:r>
+              <w:t>新能源</w:t>
+            </w:r>
+          </w:p>
+        </w:tc>
+        <w:tc>
+          <w:tcPr>
+            <w:tcW w:type="dxa" w:w="2160"/>
+          </w:tcPr>
+          <w:p>
+            <w:r>
+              <w:t>259亿</w:t>
+            </w:r>
+          </w:p>
+        </w:tc>
+        <w:tc>
+          <w:tcPr>
+            <w:tcW w:type="dxa" w:w="2160"/>
+          </w:tcPr>
+          <w:p>
+            <w:r>
+              <w:t>30%</w:t>
+            </w:r>
+          </w:p>
+        </w:tc>
+      </w:tr>
+      <w:tr>
+        <w:tc>
+          <w:tcPr>
+            <w:tcW w:type="dxa" w:w="2160"/>
+          </w:tcPr>
+          <w:p>
+            <w:r>
+              <w:t>毕博诚信息有限公司</w:t>
+            </w:r>
+          </w:p>
+        </w:tc>
+        <w:tc>
+          <w:tcPr>
+            <w:tcW w:type="dxa" w:w="2160"/>
+          </w:tcPr>
+          <w:p>
+            <w:r>
+              <w:t>机器人</w:t>
+            </w:r>
+          </w:p>
+        </w:tc>
+        <w:tc>
+          <w:tcPr>
+            <w:tcW w:type="dxa" w:w="2160"/>
+          </w:tcPr>
+          <w:p>
+            <w:r>
+              <w:t>210亿</w:t>
+            </w:r>
+          </w:p>
+        </w:tc>
+        <w:tc>
+          <w:tcPr>
+            <w:tcW w:type="dxa" w:w="2160"/>
+          </w:tcPr>
+          <w:p>
+            <w:r>
+              <w:t>7%</w:t>
+            </w:r>
+          </w:p>
+        </w:tc>
+      </w:tr>
+      <w:tr>
+        <w:tc>
+          <w:tcPr>
+            <w:tcW w:type="dxa" w:w="2160"/>
+          </w:tcPr>
+          <w:p>
+            <w:r>
+              <w:t>毕博诚信息有限公司</w:t>
+            </w:r>
+          </w:p>
+        </w:tc>
+        <w:tc>
+          <w:tcPr>
+            <w:tcW w:type="dxa" w:w="2160"/>
+          </w:tcPr>
+          <w:p>
+            <w:r>
+              <w:t>机器人</w:t>
+            </w:r>
+          </w:p>
+        </w:tc>
+        <w:tc>
+          <w:tcPr>
+            <w:tcW w:type="dxa" w:w="2160"/>
+          </w:tcPr>
+          <w:p>
+            <w:r>
+              <w:t>528亿</w:t>
+            </w:r>
+          </w:p>
+        </w:tc>
+        <w:tc>
+          <w:tcPr>
+            <w:tcW w:type="dxa" w:w="2160"/>
+          </w:tcPr>
+          <w:p>
+            <w:r>
+              <w:t>12%</w:t>
+            </w:r>
+          </w:p>
+        </w:tc>
+      </w:tr>
+    </w:tbl>
+    <w:p>
+      <w:pPr>
+        <w:pStyle w:val="Heading1"/>
+      </w:pPr>
+      <w:r>
+        <w:t>行业分析 4</w:t>
+      </w:r>
+    </w:p>
+    <w:p>
+      <w:r>
+        <w:br/>
+        <w:t>风险管理部认为，新能源 行业仍然面临若干</w:t>
+        <w:br/>
+        <w:t>不确定性因素，包括技术迭代风险、政策变化、</w:t>
+        <w:br/>
+        <w:t>以及市场竞争加剧等问题。</w:t>
+        <w:br/>
+      </w:r>
+    </w:p>
+    <w:p>
+      <w:r>
+        <w:br/>
+        <w:t>艾提科信科技有限公司 是中国 云计算 行业的重要企业之一。</w:t>
+        <w:br/>
+        <w:t>根据华辰资本 风险管理部 的研究，该公司成立于 2006 年，</w:t>
+        <w:br/>
+        <w:t>目前员工规模约 3804 人。公司近年来持续加大研发投入，</w:t>
+        <w:br/>
+        <w:t>在核心技术方面形成了较强的竞争壁垒。</w:t>
+        <w:br/>
+      </w:r>
+    </w:p>
+    <w:p>
+      <w:r>
+        <w:br/>
+        <w:t>根据内部财务模型测算，信诚致远科技有限公司 在未来三年</w:t>
+        <w:br/>
+        <w:t>收入复合增长率预计可达到 19% 左右。</w:t>
         <w:br/>
         <w:t>该预测基于行业需求增长以及公司产能扩张计划。</w:t>
         <w:br/>
@@ -78,9 +2400,31 @@
     <w:p>
       <w:r>
         <w:br/>
-        <w:t>根据内部财务模型测算，快讯网络有限公司 在未来三年</w:t>
+        <w:t>从产业链角度看，消费科技 行业主要由上游设备厂商、</w:t>
         <w:br/>
-        <w:t>收入复合增长率预计可达到 34% 左右。</w:t>
+        <w:t>中游平台企业以及下游应用厂商组成。</w:t>
+        <w:br/>
+        <w:t>昂歌信息信息有限公司 主要位于产业链的 下游 环节。</w:t>
+        <w:br/>
+      </w:r>
+    </w:p>
+    <w:p>
+      <w:r>
+        <w:br/>
+        <w:t>从产业链角度看，人工智能 行业主要由上游设备厂商、</w:t>
+        <w:br/>
+        <w:t>中游平台企业以及下游应用厂商组成。</w:t>
+        <w:br/>
+        <w:t>明腾传媒有限公司 主要位于产业链的 中游 环节。</w:t>
+        <w:br/>
+      </w:r>
+    </w:p>
+    <w:p>
+      <w:r>
+        <w:br/>
+        <w:t>根据内部财务模型测算，天开科技有限公司 在未来三年</w:t>
+        <w:br/>
+        <w:t>收入复合增长率预计可达到 14% 左右。</w:t>
         <w:br/>
         <w:t>该预测基于行业需求增长以及公司产能扩张计划。</w:t>
         <w:br/>
@@ -89,7 +2433,7 @@
     <w:p>
       <w:r>
         <w:br/>
-        <w:t>根据内部财务模型测算，雨林木风计算机科技有限公司 在未来三年</w:t>
+        <w:t>根据内部财务模型测算，巨奥传媒有限公司 在未来三年</w:t>
         <w:br/>
         <w:t>收入复合增长率预计可达到 30% 左右。</w:t>
         <w:br/>
@@ -100,9 +2444,9 @@
     <w:p>
       <w:r>
         <w:br/>
-        <w:t>根据内部财务模型测算，天益信息有限公司 在未来三年</w:t>
+        <w:t>根据内部财务模型测算，创汇传媒有限公司 在未来三年</w:t>
         <w:br/>
-        <w:t>收入复合增长率预计可达到 15% 左右。</w:t>
+        <w:t>收入复合增长率预计可达到 21% 左右。</w:t>
         <w:br/>
         <w:t>该预测基于行业需求增长以及公司产能扩张计划。</w:t>
         <w:br/>
@@ -168,37 +2512,37 @@
           </w:tcPr>
           <w:p>
             <w:r>
-              <w:t>天益科技有限公司</w:t>
-            </w:r>
-          </w:p>
-        </w:tc>
-        <w:tc>
-          <w:tcPr>
-            <w:tcW w:type="dxa" w:w="2160"/>
-          </w:tcPr>
-          <w:p>
-            <w:r>
-              <w:t>半导体</w:t>
-            </w:r>
-          </w:p>
-        </w:tc>
-        <w:tc>
-          <w:tcPr>
-            <w:tcW w:type="dxa" w:w="2160"/>
-          </w:tcPr>
-          <w:p>
-            <w:r>
-              <w:t>205亿</w:t>
-            </w:r>
-          </w:p>
-        </w:tc>
-        <w:tc>
-          <w:tcPr>
-            <w:tcW w:type="dxa" w:w="2160"/>
-          </w:tcPr>
-          <w:p>
-            <w:r>
-              <w:t>16%</w:t>
+              <w:t>佳禾传媒有限公司</w:t>
+            </w:r>
+          </w:p>
+        </w:tc>
+        <w:tc>
+          <w:tcPr>
+            <w:tcW w:type="dxa" w:w="2160"/>
+          </w:tcPr>
+          <w:p>
+            <w:r>
+              <w:t>云计算</w:t>
+            </w:r>
+          </w:p>
+        </w:tc>
+        <w:tc>
+          <w:tcPr>
+            <w:tcW w:type="dxa" w:w="2160"/>
+          </w:tcPr>
+          <w:p>
+            <w:r>
+              <w:t>622亿</w:t>
+            </w:r>
+          </w:p>
+        </w:tc>
+        <w:tc>
+          <w:tcPr>
+            <w:tcW w:type="dxa" w:w="2160"/>
+          </w:tcPr>
+          <w:p>
+            <w:r>
+              <w:t>21%</w:t>
             </w:r>
           </w:p>
         </w:tc>
@@ -210,37 +2554,37 @@
           </w:tcPr>
           <w:p>
             <w:r>
-              <w:t>精芯科技有限公司</w:t>
-            </w:r>
-          </w:p>
-        </w:tc>
-        <w:tc>
-          <w:tcPr>
-            <w:tcW w:type="dxa" w:w="2160"/>
-          </w:tcPr>
-          <w:p>
-            <w:r>
-              <w:t>云计算</w:t>
-            </w:r>
-          </w:p>
-        </w:tc>
-        <w:tc>
-          <w:tcPr>
-            <w:tcW w:type="dxa" w:w="2160"/>
-          </w:tcPr>
-          <w:p>
-            <w:r>
-              <w:t>334亿</w:t>
-            </w:r>
-          </w:p>
-        </w:tc>
-        <w:tc>
-          <w:tcPr>
-            <w:tcW w:type="dxa" w:w="2160"/>
-          </w:tcPr>
-          <w:p>
-            <w:r>
-              <w:t>8%</w:t>
+              <w:t>方正科技传媒有限公司</w:t>
+            </w:r>
+          </w:p>
+        </w:tc>
+        <w:tc>
+          <w:tcPr>
+            <w:tcW w:type="dxa" w:w="2160"/>
+          </w:tcPr>
+          <w:p>
+            <w:r>
+              <w:t>人工智能</w:t>
+            </w:r>
+          </w:p>
+        </w:tc>
+        <w:tc>
+          <w:tcPr>
+            <w:tcW w:type="dxa" w:w="2160"/>
+          </w:tcPr>
+          <w:p>
+            <w:r>
+              <w:t>276亿</w:t>
+            </w:r>
+          </w:p>
+        </w:tc>
+        <w:tc>
+          <w:tcPr>
+            <w:tcW w:type="dxa" w:w="2160"/>
+          </w:tcPr>
+          <w:p>
+            <w:r>
+              <w:t>12%</w:t>
             </w:r>
           </w:p>
         </w:tc>
@@ -252,37 +2596,37 @@
           </w:tcPr>
           <w:p>
             <w:r>
-              <w:t>东方峻景传媒有限公司</w:t>
-            </w:r>
-          </w:p>
-        </w:tc>
-        <w:tc>
-          <w:tcPr>
-            <w:tcW w:type="dxa" w:w="2160"/>
-          </w:tcPr>
-          <w:p>
-            <w:r>
-              <w:t>新能源</w:t>
-            </w:r>
-          </w:p>
-        </w:tc>
-        <w:tc>
-          <w:tcPr>
-            <w:tcW w:type="dxa" w:w="2160"/>
-          </w:tcPr>
-          <w:p>
-            <w:r>
-              <w:t>420亿</w:t>
-            </w:r>
-          </w:p>
-        </w:tc>
-        <w:tc>
-          <w:tcPr>
-            <w:tcW w:type="dxa" w:w="2160"/>
-          </w:tcPr>
-          <w:p>
-            <w:r>
-              <w:t>9%</w:t>
+              <w:t>飞海科技传媒有限公司</w:t>
+            </w:r>
+          </w:p>
+        </w:tc>
+        <w:tc>
+          <w:tcPr>
+            <w:tcW w:type="dxa" w:w="2160"/>
+          </w:tcPr>
+          <w:p>
+            <w:r>
+              <w:t>消费科技</w:t>
+            </w:r>
+          </w:p>
+        </w:tc>
+        <w:tc>
+          <w:tcPr>
+            <w:tcW w:type="dxa" w:w="2160"/>
+          </w:tcPr>
+          <w:p>
+            <w:r>
+              <w:t>751亿</w:t>
+            </w:r>
+          </w:p>
+        </w:tc>
+        <w:tc>
+          <w:tcPr>
+            <w:tcW w:type="dxa" w:w="2160"/>
+          </w:tcPr>
+          <w:p>
+            <w:r>
+              <w:t>5%</w:t>
             </w:r>
           </w:p>
         </w:tc>
@@ -294,37 +2638,37 @@
           </w:tcPr>
           <w:p>
             <w:r>
-              <w:t>飞利信科技有限公司</w:t>
-            </w:r>
-          </w:p>
-        </w:tc>
-        <w:tc>
-          <w:tcPr>
-            <w:tcW w:type="dxa" w:w="2160"/>
-          </w:tcPr>
-          <w:p>
-            <w:r>
-              <w:t>新能源</w:t>
-            </w:r>
-          </w:p>
-        </w:tc>
-        <w:tc>
-          <w:tcPr>
-            <w:tcW w:type="dxa" w:w="2160"/>
-          </w:tcPr>
-          <w:p>
-            <w:r>
-              <w:t>127亿</w:t>
-            </w:r>
-          </w:p>
-        </w:tc>
-        <w:tc>
-          <w:tcPr>
-            <w:tcW w:type="dxa" w:w="2160"/>
-          </w:tcPr>
-          <w:p>
-            <w:r>
-              <w:t>26%</w:t>
+              <w:t>巨奥传媒有限公司</w:t>
+            </w:r>
+          </w:p>
+        </w:tc>
+        <w:tc>
+          <w:tcPr>
+            <w:tcW w:type="dxa" w:w="2160"/>
+          </w:tcPr>
+          <w:p>
+            <w:r>
+              <w:t>人工智能</w:t>
+            </w:r>
+          </w:p>
+        </w:tc>
+        <w:tc>
+          <w:tcPr>
+            <w:tcW w:type="dxa" w:w="2160"/>
+          </w:tcPr>
+          <w:p>
+            <w:r>
+              <w:t>458亿</w:t>
+            </w:r>
+          </w:p>
+        </w:tc>
+        <w:tc>
+          <w:tcPr>
+            <w:tcW w:type="dxa" w:w="2160"/>
+          </w:tcPr>
+          <w:p>
+            <w:r>
+              <w:t>14%</w:t>
             </w:r>
           </w:p>
         </w:tc>
@@ -336,37 +2680,37 @@
           </w:tcPr>
           <w:p>
             <w:r>
-              <w:t>快讯网络有限公司</w:t>
-            </w:r>
-          </w:p>
-        </w:tc>
-        <w:tc>
-          <w:tcPr>
-            <w:tcW w:type="dxa" w:w="2160"/>
-          </w:tcPr>
-          <w:p>
-            <w:r>
-              <w:t>新能源</w:t>
-            </w:r>
-          </w:p>
-        </w:tc>
-        <w:tc>
-          <w:tcPr>
-            <w:tcW w:type="dxa" w:w="2160"/>
-          </w:tcPr>
-          <w:p>
-            <w:r>
-              <w:t>267亿</w:t>
-            </w:r>
-          </w:p>
-        </w:tc>
-        <w:tc>
-          <w:tcPr>
-            <w:tcW w:type="dxa" w:w="2160"/>
-          </w:tcPr>
-          <w:p>
-            <w:r>
-              <w:t>8%</w:t>
+              <w:t>鑫博腾飞信息有限公司</w:t>
+            </w:r>
+          </w:p>
+        </w:tc>
+        <w:tc>
+          <w:tcPr>
+            <w:tcW w:type="dxa" w:w="2160"/>
+          </w:tcPr>
+          <w:p>
+            <w:r>
+              <w:t>消费科技</w:t>
+            </w:r>
+          </w:p>
+        </w:tc>
+        <w:tc>
+          <w:tcPr>
+            <w:tcW w:type="dxa" w:w="2160"/>
+          </w:tcPr>
+          <w:p>
+            <w:r>
+              <w:t>636亿</w:t>
+            </w:r>
+          </w:p>
+        </w:tc>
+        <w:tc>
+          <w:tcPr>
+            <w:tcW w:type="dxa" w:w="2160"/>
+          </w:tcPr>
+          <w:p>
+            <w:r>
+              <w:t>10%</w:t>
             </w:r>
           </w:p>
         </w:tc>
@@ -378,37 +2722,37 @@
           </w:tcPr>
           <w:p>
             <w:r>
-              <w:t>国讯网络有限公司</w:t>
-            </w:r>
-          </w:p>
-        </w:tc>
-        <w:tc>
-          <w:tcPr>
-            <w:tcW w:type="dxa" w:w="2160"/>
-          </w:tcPr>
-          <w:p>
-            <w:r>
-              <w:t>云计算</w:t>
-            </w:r>
-          </w:p>
-        </w:tc>
-        <w:tc>
-          <w:tcPr>
-            <w:tcW w:type="dxa" w:w="2160"/>
-          </w:tcPr>
-          <w:p>
-            <w:r>
-              <w:t>757亿</w:t>
-            </w:r>
-          </w:p>
-        </w:tc>
-        <w:tc>
-          <w:tcPr>
-            <w:tcW w:type="dxa" w:w="2160"/>
-          </w:tcPr>
-          <w:p>
-            <w:r>
-              <w:t>6%</w:t>
+              <w:t>联软网络有限公司</w:t>
+            </w:r>
+          </w:p>
+        </w:tc>
+        <w:tc>
+          <w:tcPr>
+            <w:tcW w:type="dxa" w:w="2160"/>
+          </w:tcPr>
+          <w:p>
+            <w:r>
+              <w:t>半导体</w:t>
+            </w:r>
+          </w:p>
+        </w:tc>
+        <w:tc>
+          <w:tcPr>
+            <w:tcW w:type="dxa" w:w="2160"/>
+          </w:tcPr>
+          <w:p>
+            <w:r>
+              <w:t>677亿</w:t>
+            </w:r>
+          </w:p>
+        </w:tc>
+        <w:tc>
+          <w:tcPr>
+            <w:tcW w:type="dxa" w:w="2160"/>
+          </w:tcPr>
+          <w:p>
+            <w:r>
+              <w:t>9%</w:t>
             </w:r>
           </w:p>
         </w:tc>
@@ -420,37 +2764,37 @@
           </w:tcPr>
           <w:p>
             <w:r>
-              <w:t>信诚致远传媒有限公司</w:t>
-            </w:r>
-          </w:p>
-        </w:tc>
-        <w:tc>
-          <w:tcPr>
-            <w:tcW w:type="dxa" w:w="2160"/>
-          </w:tcPr>
-          <w:p>
-            <w:r>
-              <w:t>人工智能</w:t>
-            </w:r>
-          </w:p>
-        </w:tc>
-        <w:tc>
-          <w:tcPr>
-            <w:tcW w:type="dxa" w:w="2160"/>
-          </w:tcPr>
-          <w:p>
-            <w:r>
-              <w:t>770亿</w:t>
-            </w:r>
-          </w:p>
-        </w:tc>
-        <w:tc>
-          <w:tcPr>
-            <w:tcW w:type="dxa" w:w="2160"/>
-          </w:tcPr>
-          <w:p>
-            <w:r>
-              <w:t>21%</w:t>
+              <w:t>联通时科传媒有限公司</w:t>
+            </w:r>
+          </w:p>
+        </w:tc>
+        <w:tc>
+          <w:tcPr>
+            <w:tcW w:type="dxa" w:w="2160"/>
+          </w:tcPr>
+          <w:p>
+            <w:r>
+              <w:t>消费科技</w:t>
+            </w:r>
+          </w:p>
+        </w:tc>
+        <w:tc>
+          <w:tcPr>
+            <w:tcW w:type="dxa" w:w="2160"/>
+          </w:tcPr>
+          <w:p>
+            <w:r>
+              <w:t>140亿</w:t>
+            </w:r>
+          </w:p>
+        </w:tc>
+        <w:tc>
+          <w:tcPr>
+            <w:tcW w:type="dxa" w:w="2160"/>
+          </w:tcPr>
+          <w:p>
+            <w:r>
+              <w:t>5%</w:t>
             </w:r>
           </w:p>
         </w:tc>
@@ -462,37 +2806,37 @@
           </w:tcPr>
           <w:p>
             <w:r>
-              <w:t>艾提科信科技有限公司</w:t>
-            </w:r>
-          </w:p>
-        </w:tc>
-        <w:tc>
-          <w:tcPr>
-            <w:tcW w:type="dxa" w:w="2160"/>
-          </w:tcPr>
-          <w:p>
-            <w:r>
-              <w:t>机器人</w:t>
-            </w:r>
-          </w:p>
-        </w:tc>
-        <w:tc>
-          <w:tcPr>
-            <w:tcW w:type="dxa" w:w="2160"/>
-          </w:tcPr>
-          <w:p>
-            <w:r>
-              <w:t>630亿</w:t>
-            </w:r>
-          </w:p>
-        </w:tc>
-        <w:tc>
-          <w:tcPr>
-            <w:tcW w:type="dxa" w:w="2160"/>
-          </w:tcPr>
-          <w:p>
-            <w:r>
-              <w:t>9%</w:t>
+              <w:t>恩悌网络有限公司</w:t>
+            </w:r>
+          </w:p>
+        </w:tc>
+        <w:tc>
+          <w:tcPr>
+            <w:tcW w:type="dxa" w:w="2160"/>
+          </w:tcPr>
+          <w:p>
+            <w:r>
+              <w:t>新能源</w:t>
+            </w:r>
+          </w:p>
+        </w:tc>
+        <w:tc>
+          <w:tcPr>
+            <w:tcW w:type="dxa" w:w="2160"/>
+          </w:tcPr>
+          <w:p>
+            <w:r>
+              <w:t>731亿</w:t>
+            </w:r>
+          </w:p>
+        </w:tc>
+        <w:tc>
+          <w:tcPr>
+            <w:tcW w:type="dxa" w:w="2160"/>
+          </w:tcPr>
+          <w:p>
+            <w:r>
+              <w:t>17%</w:t>
             </w:r>
           </w:p>
         </w:tc>
@@ -504,37 +2848,37 @@
           </w:tcPr>
           <w:p>
             <w:r>
-              <w:t>万迅电脑网络有限公司</w:t>
-            </w:r>
-          </w:p>
-        </w:tc>
-        <w:tc>
-          <w:tcPr>
-            <w:tcW w:type="dxa" w:w="2160"/>
-          </w:tcPr>
-          <w:p>
-            <w:r>
-              <w:t>半导体</w:t>
-            </w:r>
-          </w:p>
-        </w:tc>
-        <w:tc>
-          <w:tcPr>
-            <w:tcW w:type="dxa" w:w="2160"/>
-          </w:tcPr>
-          <w:p>
-            <w:r>
-              <w:t>766亿</w:t>
-            </w:r>
-          </w:p>
-        </w:tc>
-        <w:tc>
-          <w:tcPr>
-            <w:tcW w:type="dxa" w:w="2160"/>
-          </w:tcPr>
-          <w:p>
-            <w:r>
-              <w:t>18%</w:t>
+              <w:t>昊嘉科技有限公司</w:t>
+            </w:r>
+          </w:p>
+        </w:tc>
+        <w:tc>
+          <w:tcPr>
+            <w:tcW w:type="dxa" w:w="2160"/>
+          </w:tcPr>
+          <w:p>
+            <w:r>
+              <w:t>医疗科技</w:t>
+            </w:r>
+          </w:p>
+        </w:tc>
+        <w:tc>
+          <w:tcPr>
+            <w:tcW w:type="dxa" w:w="2160"/>
+          </w:tcPr>
+          <w:p>
+            <w:r>
+              <w:t>525亿</w:t>
+            </w:r>
+          </w:p>
+        </w:tc>
+        <w:tc>
+          <w:tcPr>
+            <w:tcW w:type="dxa" w:w="2160"/>
+          </w:tcPr>
+          <w:p>
+            <w:r>
+              <w:t>23%</w:t>
             </w:r>
           </w:p>
         </w:tc>
@@ -546,37 +2890,37 @@
           </w:tcPr>
           <w:p>
             <w:r>
-              <w:t>昂歌信息科技有限公司</w:t>
-            </w:r>
-          </w:p>
-        </w:tc>
-        <w:tc>
-          <w:tcPr>
-            <w:tcW w:type="dxa" w:w="2160"/>
-          </w:tcPr>
-          <w:p>
-            <w:r>
-              <w:t>消费科技</w:t>
-            </w:r>
-          </w:p>
-        </w:tc>
-        <w:tc>
-          <w:tcPr>
-            <w:tcW w:type="dxa" w:w="2160"/>
-          </w:tcPr>
-          <w:p>
-            <w:r>
-              <w:t>549亿</w:t>
-            </w:r>
-          </w:p>
-        </w:tc>
-        <w:tc>
-          <w:tcPr>
-            <w:tcW w:type="dxa" w:w="2160"/>
-          </w:tcPr>
-          <w:p>
-            <w:r>
-              <w:t>6%</w:t>
+              <w:t>雨林木风计算机科技有限公司</w:t>
+            </w:r>
+          </w:p>
+        </w:tc>
+        <w:tc>
+          <w:tcPr>
+            <w:tcW w:type="dxa" w:w="2160"/>
+          </w:tcPr>
+          <w:p>
+            <w:r>
+              <w:t>半导体</w:t>
+            </w:r>
+          </w:p>
+        </w:tc>
+        <w:tc>
+          <w:tcPr>
+            <w:tcW w:type="dxa" w:w="2160"/>
+          </w:tcPr>
+          <w:p>
+            <w:r>
+              <w:t>772亿</w:t>
+            </w:r>
+          </w:p>
+        </w:tc>
+        <w:tc>
+          <w:tcPr>
+            <w:tcW w:type="dxa" w:w="2160"/>
+          </w:tcPr>
+          <w:p>
+            <w:r>
+              <w:t>12%</w:t>
             </w:r>
           </w:p>
         </w:tc>
@@ -588,37 +2932,37 @@
           </w:tcPr>
           <w:p>
             <w:r>
-              <w:t>万迅电脑网络有限公司</w:t>
-            </w:r>
-          </w:p>
-        </w:tc>
-        <w:tc>
-          <w:tcPr>
-            <w:tcW w:type="dxa" w:w="2160"/>
-          </w:tcPr>
-          <w:p>
-            <w:r>
-              <w:t>半导体</w:t>
-            </w:r>
-          </w:p>
-        </w:tc>
-        <w:tc>
-          <w:tcPr>
-            <w:tcW w:type="dxa" w:w="2160"/>
-          </w:tcPr>
-          <w:p>
-            <w:r>
-              <w:t>276亿</w:t>
-            </w:r>
-          </w:p>
-        </w:tc>
-        <w:tc>
-          <w:tcPr>
-            <w:tcW w:type="dxa" w:w="2160"/>
-          </w:tcPr>
-          <w:p>
-            <w:r>
-              <w:t>15%</w:t>
+              <w:t>明腾传媒有限公司</w:t>
+            </w:r>
+          </w:p>
+        </w:tc>
+        <w:tc>
+          <w:tcPr>
+            <w:tcW w:type="dxa" w:w="2160"/>
+          </w:tcPr>
+          <w:p>
+            <w:r>
+              <w:t>人工智能</w:t>
+            </w:r>
+          </w:p>
+        </w:tc>
+        <w:tc>
+          <w:tcPr>
+            <w:tcW w:type="dxa" w:w="2160"/>
+          </w:tcPr>
+          <w:p>
+            <w:r>
+              <w:t>488亿</w:t>
+            </w:r>
+          </w:p>
+        </w:tc>
+        <w:tc>
+          <w:tcPr>
+            <w:tcW w:type="dxa" w:w="2160"/>
+          </w:tcPr>
+          <w:p>
+            <w:r>
+              <w:t>29%</w:t>
             </w:r>
           </w:p>
         </w:tc>
@@ -630,7 +2974,7 @@
           </w:tcPr>
           <w:p>
             <w:r>
-              <w:t>创亿信息有限公司</w:t>
+              <w:t>九方传媒有限公司</w:t>
             </w:r>
           </w:p>
         </w:tc>
@@ -650,7 +2994,7 @@
           </w:tcPr>
           <w:p>
             <w:r>
-              <w:t>620亿</w:t>
+              <w:t>335亿</w:t>
             </w:r>
           </w:p>
         </w:tc>
@@ -672,37 +3016,37 @@
           </w:tcPr>
           <w:p>
             <w:r>
-              <w:t>东方峻景传媒有限公司</w:t>
-            </w:r>
-          </w:p>
-        </w:tc>
-        <w:tc>
-          <w:tcPr>
-            <w:tcW w:type="dxa" w:w="2160"/>
-          </w:tcPr>
-          <w:p>
-            <w:r>
-              <w:t>新能源</w:t>
-            </w:r>
-          </w:p>
-        </w:tc>
-        <w:tc>
-          <w:tcPr>
-            <w:tcW w:type="dxa" w:w="2160"/>
-          </w:tcPr>
-          <w:p>
-            <w:r>
-              <w:t>459亿</w:t>
-            </w:r>
-          </w:p>
-        </w:tc>
-        <w:tc>
-          <w:tcPr>
-            <w:tcW w:type="dxa" w:w="2160"/>
-          </w:tcPr>
-          <w:p>
-            <w:r>
-              <w:t>24%</w:t>
+              <w:t>华泰通安传媒有限公司</w:t>
+            </w:r>
+          </w:p>
+        </w:tc>
+        <w:tc>
+          <w:tcPr>
+            <w:tcW w:type="dxa" w:w="2160"/>
+          </w:tcPr>
+          <w:p>
+            <w:r>
+              <w:t>消费科技</w:t>
+            </w:r>
+          </w:p>
+        </w:tc>
+        <w:tc>
+          <w:tcPr>
+            <w:tcW w:type="dxa" w:w="2160"/>
+          </w:tcPr>
+          <w:p>
+            <w:r>
+              <w:t>290亿</w:t>
+            </w:r>
+          </w:p>
+        </w:tc>
+        <w:tc>
+          <w:tcPr>
+            <w:tcW w:type="dxa" w:w="2160"/>
+          </w:tcPr>
+          <w:p>
+            <w:r>
+              <w:t>11%</w:t>
             </w:r>
           </w:p>
         </w:tc>
@@ -714,37 +3058,37 @@
           </w:tcPr>
           <w:p>
             <w:r>
-              <w:t>九方网络有限公司</w:t>
-            </w:r>
-          </w:p>
-        </w:tc>
-        <w:tc>
-          <w:tcPr>
-            <w:tcW w:type="dxa" w:w="2160"/>
-          </w:tcPr>
-          <w:p>
-            <w:r>
-              <w:t>新能源</w:t>
-            </w:r>
-          </w:p>
-        </w:tc>
-        <w:tc>
-          <w:tcPr>
-            <w:tcW w:type="dxa" w:w="2160"/>
-          </w:tcPr>
-          <w:p>
-            <w:r>
-              <w:t>272亿</w:t>
-            </w:r>
-          </w:p>
-        </w:tc>
-        <w:tc>
-          <w:tcPr>
-            <w:tcW w:type="dxa" w:w="2160"/>
-          </w:tcPr>
-          <w:p>
-            <w:r>
-              <w:t>13%</w:t>
+              <w:t>明腾传媒有限公司</w:t>
+            </w:r>
+          </w:p>
+        </w:tc>
+        <w:tc>
+          <w:tcPr>
+            <w:tcW w:type="dxa" w:w="2160"/>
+          </w:tcPr>
+          <w:p>
+            <w:r>
+              <w:t>人工智能</w:t>
+            </w:r>
+          </w:p>
+        </w:tc>
+        <w:tc>
+          <w:tcPr>
+            <w:tcW w:type="dxa" w:w="2160"/>
+          </w:tcPr>
+          <w:p>
+            <w:r>
+              <w:t>116亿</w:t>
+            </w:r>
+          </w:p>
+        </w:tc>
+        <w:tc>
+          <w:tcPr>
+            <w:tcW w:type="dxa" w:w="2160"/>
+          </w:tcPr>
+          <w:p>
+            <w:r>
+              <w:t>23%</w:t>
             </w:r>
           </w:p>
         </w:tc>
@@ -756,37 +3100,37 @@
           </w:tcPr>
           <w:p>
             <w:r>
-              <w:t>信诚致远传媒有限公司</w:t>
-            </w:r>
-          </w:p>
-        </w:tc>
-        <w:tc>
-          <w:tcPr>
-            <w:tcW w:type="dxa" w:w="2160"/>
-          </w:tcPr>
-          <w:p>
-            <w:r>
-              <w:t>人工智能</w:t>
-            </w:r>
-          </w:p>
-        </w:tc>
-        <w:tc>
-          <w:tcPr>
-            <w:tcW w:type="dxa" w:w="2160"/>
-          </w:tcPr>
-          <w:p>
-            <w:r>
-              <w:t>662亿</w:t>
-            </w:r>
-          </w:p>
-        </w:tc>
-        <w:tc>
-          <w:tcPr>
-            <w:tcW w:type="dxa" w:w="2160"/>
-          </w:tcPr>
-          <w:p>
-            <w:r>
-              <w:t>7%</w:t>
+              <w:t>天开科技有限公司</w:t>
+            </w:r>
+          </w:p>
+        </w:tc>
+        <w:tc>
+          <w:tcPr>
+            <w:tcW w:type="dxa" w:w="2160"/>
+          </w:tcPr>
+          <w:p>
+            <w:r>
+              <w:t>消费科技</w:t>
+            </w:r>
+          </w:p>
+        </w:tc>
+        <w:tc>
+          <w:tcPr>
+            <w:tcW w:type="dxa" w:w="2160"/>
+          </w:tcPr>
+          <w:p>
+            <w:r>
+              <w:t>303亿</w:t>
+            </w:r>
+          </w:p>
+        </w:tc>
+        <w:tc>
+          <w:tcPr>
+            <w:tcW w:type="dxa" w:w="2160"/>
+          </w:tcPr>
+          <w:p>
+            <w:r>
+              <w:t>30%</w:t>
             </w:r>
           </w:p>
         </w:tc>
@@ -797,1628 +3141,7 @@
         <w:pStyle w:val="Heading1"/>
       </w:pPr>
       <w:r>
-        <w:t>行业分析 2</w:t>
-      </w:r>
-    </w:p>
-    <w:p>
-      <w:r>
-        <w:br/>
-        <w:t>从产业链角度看，消费科技 行业主要由上游设备厂商、</w:t>
-        <w:br/>
-        <w:t>中游平台企业以及下游应用厂商组成。</w:t>
-        <w:br/>
-        <w:t>兰金电子网络有限公司 主要位于产业链的 中游 环节。</w:t>
-        <w:br/>
-      </w:r>
-    </w:p>
-    <w:p>
-      <w:r>
-        <w:br/>
-        <w:t>根据内部财务模型测算，济南亿次元网络有限公司 在未来三年</w:t>
-        <w:br/>
-        <w:t>收入复合增长率预计可达到 32% 左右。</w:t>
-        <w:br/>
-        <w:t>该预测基于行业需求增长以及公司产能扩张计划。</w:t>
-        <w:br/>
-      </w:r>
-    </w:p>
-    <w:p>
-      <w:r>
-        <w:br/>
-        <w:t>济南亿次元网络有限公司 是中国 机器人 行业的重要企业之一。</w:t>
-        <w:br/>
-        <w:t>根据华辰资本 风险管理部 的研究，该公司成立于 2012 年，</w:t>
-        <w:br/>
-        <w:t>目前员工规模约 5029 人。公司近年来持续加大研发投入，</w:t>
-        <w:br/>
-        <w:t>在核心技术方面形成了较强的竞争壁垒。</w:t>
-        <w:br/>
-      </w:r>
-    </w:p>
-    <w:p>
-      <w:r>
-        <w:br/>
-        <w:t>风险管理部认为，云计算 行业仍然面临若干</w:t>
-        <w:br/>
-        <w:t>不确定性因素，包括技术迭代风险、政策变化、</w:t>
-        <w:br/>
-        <w:t>以及市场竞争加剧等问题。</w:t>
-        <w:br/>
-      </w:r>
-    </w:p>
-    <w:p>
-      <w:r>
-        <w:br/>
-        <w:t>从产业链角度看，医疗科技 行业主要由上游设备厂商、</w:t>
-        <w:br/>
-        <w:t>中游平台企业以及下游应用厂商组成。</w:t>
-        <w:br/>
-        <w:t>雨林木风计算机网络有限公司 主要位于产业链的 中游 环节。</w:t>
-        <w:br/>
-      </w:r>
-    </w:p>
-    <w:p>
-      <w:r>
-        <w:br/>
-        <w:t>华辰资本旗下的 HC Energy Transition Fund 在最近的资产配置会议中</w:t>
-        <w:br/>
-        <w:t>讨论了 人工智能 行业的投资机会，并对 迪摩科技有限公司</w:t>
-        <w:br/>
-        <w:t>进行了重点评估。</w:t>
-        <w:br/>
-      </w:r>
-    </w:p>
-    <w:p>
-      <w:r>
-        <w:br/>
-        <w:t>从产业链角度看，新能源 行业主要由上游设备厂商、</w:t>
-        <w:br/>
-        <w:t>中游平台企业以及下游应用厂商组成。</w:t>
-        <w:br/>
-        <w:t>创汇传媒有限公司 主要位于产业链的 下游 环节。</w:t>
-        <w:br/>
-      </w:r>
-    </w:p>
-    <w:p>
-      <w:r>
-        <w:br/>
-        <w:t>从产业链角度看，新能源 行业主要由上游设备厂商、</w:t>
-        <w:br/>
-        <w:t>中游平台企业以及下游应用厂商组成。</w:t>
-        <w:br/>
-        <w:t>九方网络有限公司 主要位于产业链的 下游 环节。</w:t>
-        <w:br/>
-      </w:r>
-    </w:p>
-    <w:tbl>
-      <w:tblPr>
-        <w:tblW w:type="auto" w:w="0"/>
-        <w:tblLook w:firstColumn="1" w:firstRow="1" w:lastColumn="0" w:lastRow="0" w:noHBand="0" w:noVBand="1" w:val="04A0"/>
-      </w:tblPr>
-      <w:tblGrid>
-        <w:gridCol w:w="2160"/>
-        <w:gridCol w:w="2160"/>
-        <w:gridCol w:w="2160"/>
-        <w:gridCol w:w="2160"/>
-      </w:tblGrid>
-      <w:tr>
-        <w:tc>
-          <w:tcPr>
-            <w:tcW w:type="dxa" w:w="2160"/>
-          </w:tcPr>
-          <w:p>
-            <w:r>
-              <w:t>公司</w:t>
-            </w:r>
-          </w:p>
-        </w:tc>
-        <w:tc>
-          <w:tcPr>
-            <w:tcW w:type="dxa" w:w="2160"/>
-          </w:tcPr>
-          <w:p>
-            <w:r>
-              <w:t>行业</w:t>
-            </w:r>
-          </w:p>
-        </w:tc>
-        <w:tc>
-          <w:tcPr>
-            <w:tcW w:type="dxa" w:w="2160"/>
-          </w:tcPr>
-          <w:p>
-            <w:r>
-              <w:t>市值</w:t>
-            </w:r>
-          </w:p>
-        </w:tc>
-        <w:tc>
-          <w:tcPr>
-            <w:tcW w:type="dxa" w:w="2160"/>
-          </w:tcPr>
-          <w:p>
-            <w:r>
-              <w:t>增长率</w:t>
-            </w:r>
-          </w:p>
-        </w:tc>
-      </w:tr>
-      <w:tr>
-        <w:tc>
-          <w:tcPr>
-            <w:tcW w:type="dxa" w:w="2160"/>
-          </w:tcPr>
-          <w:p>
-            <w:r>
-              <w:t>精芯科技有限公司</w:t>
-            </w:r>
-          </w:p>
-        </w:tc>
-        <w:tc>
-          <w:tcPr>
-            <w:tcW w:type="dxa" w:w="2160"/>
-          </w:tcPr>
-          <w:p>
-            <w:r>
-              <w:t>云计算</w:t>
-            </w:r>
-          </w:p>
-        </w:tc>
-        <w:tc>
-          <w:tcPr>
-            <w:tcW w:type="dxa" w:w="2160"/>
-          </w:tcPr>
-          <w:p>
-            <w:r>
-              <w:t>573亿</w:t>
-            </w:r>
-          </w:p>
-        </w:tc>
-        <w:tc>
-          <w:tcPr>
-            <w:tcW w:type="dxa" w:w="2160"/>
-          </w:tcPr>
-          <w:p>
-            <w:r>
-              <w:t>28%</w:t>
-            </w:r>
-          </w:p>
-        </w:tc>
-      </w:tr>
-      <w:tr>
-        <w:tc>
-          <w:tcPr>
-            <w:tcW w:type="dxa" w:w="2160"/>
-          </w:tcPr>
-          <w:p>
-            <w:r>
-              <w:t>艾提科信科技有限公司</w:t>
-            </w:r>
-          </w:p>
-        </w:tc>
-        <w:tc>
-          <w:tcPr>
-            <w:tcW w:type="dxa" w:w="2160"/>
-          </w:tcPr>
-          <w:p>
-            <w:r>
-              <w:t>机器人</w:t>
-            </w:r>
-          </w:p>
-        </w:tc>
-        <w:tc>
-          <w:tcPr>
-            <w:tcW w:type="dxa" w:w="2160"/>
-          </w:tcPr>
-          <w:p>
-            <w:r>
-              <w:t>400亿</w:t>
-            </w:r>
-          </w:p>
-        </w:tc>
-        <w:tc>
-          <w:tcPr>
-            <w:tcW w:type="dxa" w:w="2160"/>
-          </w:tcPr>
-          <w:p>
-            <w:r>
-              <w:t>8%</w:t>
-            </w:r>
-          </w:p>
-        </w:tc>
-      </w:tr>
-      <w:tr>
-        <w:tc>
-          <w:tcPr>
-            <w:tcW w:type="dxa" w:w="2160"/>
-          </w:tcPr>
-          <w:p>
-            <w:r>
-              <w:t>新宇龙信息传媒有限公司</w:t>
-            </w:r>
-          </w:p>
-        </w:tc>
-        <w:tc>
-          <w:tcPr>
-            <w:tcW w:type="dxa" w:w="2160"/>
-          </w:tcPr>
-          <w:p>
-            <w:r>
-              <w:t>机器人</w:t>
-            </w:r>
-          </w:p>
-        </w:tc>
-        <w:tc>
-          <w:tcPr>
-            <w:tcW w:type="dxa" w:w="2160"/>
-          </w:tcPr>
-          <w:p>
-            <w:r>
-              <w:t>652亿</w:t>
-            </w:r>
-          </w:p>
-        </w:tc>
-        <w:tc>
-          <w:tcPr>
-            <w:tcW w:type="dxa" w:w="2160"/>
-          </w:tcPr>
-          <w:p>
-            <w:r>
-              <w:t>6%</w:t>
-            </w:r>
-          </w:p>
-        </w:tc>
-      </w:tr>
-      <w:tr>
-        <w:tc>
-          <w:tcPr>
-            <w:tcW w:type="dxa" w:w="2160"/>
-          </w:tcPr>
-          <w:p>
-            <w:r>
-              <w:t>精芯科技有限公司</w:t>
-            </w:r>
-          </w:p>
-        </w:tc>
-        <w:tc>
-          <w:tcPr>
-            <w:tcW w:type="dxa" w:w="2160"/>
-          </w:tcPr>
-          <w:p>
-            <w:r>
-              <w:t>云计算</w:t>
-            </w:r>
-          </w:p>
-        </w:tc>
-        <w:tc>
-          <w:tcPr>
-            <w:tcW w:type="dxa" w:w="2160"/>
-          </w:tcPr>
-          <w:p>
-            <w:r>
-              <w:t>159亿</w:t>
-            </w:r>
-          </w:p>
-        </w:tc>
-        <w:tc>
-          <w:tcPr>
-            <w:tcW w:type="dxa" w:w="2160"/>
-          </w:tcPr>
-          <w:p>
-            <w:r>
-              <w:t>7%</w:t>
-            </w:r>
-          </w:p>
-        </w:tc>
-      </w:tr>
-      <w:tr>
-        <w:tc>
-          <w:tcPr>
-            <w:tcW w:type="dxa" w:w="2160"/>
-          </w:tcPr>
-          <w:p>
-            <w:r>
-              <w:t>创汇传媒有限公司</w:t>
-            </w:r>
-          </w:p>
-        </w:tc>
-        <w:tc>
-          <w:tcPr>
-            <w:tcW w:type="dxa" w:w="2160"/>
-          </w:tcPr>
-          <w:p>
-            <w:r>
-              <w:t>新能源</w:t>
-            </w:r>
-          </w:p>
-        </w:tc>
-        <w:tc>
-          <w:tcPr>
-            <w:tcW w:type="dxa" w:w="2160"/>
-          </w:tcPr>
-          <w:p>
-            <w:r>
-              <w:t>302亿</w:t>
-            </w:r>
-          </w:p>
-        </w:tc>
-        <w:tc>
-          <w:tcPr>
-            <w:tcW w:type="dxa" w:w="2160"/>
-          </w:tcPr>
-          <w:p>
-            <w:r>
-              <w:t>30%</w:t>
-            </w:r>
-          </w:p>
-        </w:tc>
-      </w:tr>
-      <w:tr>
-        <w:tc>
-          <w:tcPr>
-            <w:tcW w:type="dxa" w:w="2160"/>
-          </w:tcPr>
-          <w:p>
-            <w:r>
-              <w:t>精芯信息有限公司</w:t>
-            </w:r>
-          </w:p>
-        </w:tc>
-        <w:tc>
-          <w:tcPr>
-            <w:tcW w:type="dxa" w:w="2160"/>
-          </w:tcPr>
-          <w:p>
-            <w:r>
-              <w:t>消费科技</w:t>
-            </w:r>
-          </w:p>
-        </w:tc>
-        <w:tc>
-          <w:tcPr>
-            <w:tcW w:type="dxa" w:w="2160"/>
-          </w:tcPr>
-          <w:p>
-            <w:r>
-              <w:t>446亿</w:t>
-            </w:r>
-          </w:p>
-        </w:tc>
-        <w:tc>
-          <w:tcPr>
-            <w:tcW w:type="dxa" w:w="2160"/>
-          </w:tcPr>
-          <w:p>
-            <w:r>
-              <w:t>11%</w:t>
-            </w:r>
-          </w:p>
-        </w:tc>
-      </w:tr>
-      <w:tr>
-        <w:tc>
-          <w:tcPr>
-            <w:tcW w:type="dxa" w:w="2160"/>
-          </w:tcPr>
-          <w:p>
-            <w:r>
-              <w:t>凌云网络有限公司</w:t>
-            </w:r>
-          </w:p>
-        </w:tc>
-        <w:tc>
-          <w:tcPr>
-            <w:tcW w:type="dxa" w:w="2160"/>
-          </w:tcPr>
-          <w:p>
-            <w:r>
-              <w:t>医疗科技</w:t>
-            </w:r>
-          </w:p>
-        </w:tc>
-        <w:tc>
-          <w:tcPr>
-            <w:tcW w:type="dxa" w:w="2160"/>
-          </w:tcPr>
-          <w:p>
-            <w:r>
-              <w:t>361亿</w:t>
-            </w:r>
-          </w:p>
-        </w:tc>
-        <w:tc>
-          <w:tcPr>
-            <w:tcW w:type="dxa" w:w="2160"/>
-          </w:tcPr>
-          <w:p>
-            <w:r>
-              <w:t>9%</w:t>
-            </w:r>
-          </w:p>
-        </w:tc>
-      </w:tr>
-      <w:tr>
-        <w:tc>
-          <w:tcPr>
-            <w:tcW w:type="dxa" w:w="2160"/>
-          </w:tcPr>
-          <w:p>
-            <w:r>
-              <w:t>南康网络有限公司</w:t>
-            </w:r>
-          </w:p>
-        </w:tc>
-        <w:tc>
-          <w:tcPr>
-            <w:tcW w:type="dxa" w:w="2160"/>
-          </w:tcPr>
-          <w:p>
-            <w:r>
-              <w:t>消费科技</w:t>
-            </w:r>
-          </w:p>
-        </w:tc>
-        <w:tc>
-          <w:tcPr>
-            <w:tcW w:type="dxa" w:w="2160"/>
-          </w:tcPr>
-          <w:p>
-            <w:r>
-              <w:t>716亿</w:t>
-            </w:r>
-          </w:p>
-        </w:tc>
-        <w:tc>
-          <w:tcPr>
-            <w:tcW w:type="dxa" w:w="2160"/>
-          </w:tcPr>
-          <w:p>
-            <w:r>
-              <w:t>30%</w:t>
-            </w:r>
-          </w:p>
-        </w:tc>
-      </w:tr>
-      <w:tr>
-        <w:tc>
-          <w:tcPr>
-            <w:tcW w:type="dxa" w:w="2160"/>
-          </w:tcPr>
-          <w:p>
-            <w:r>
-              <w:t>新宇龙信息传媒有限公司</w:t>
-            </w:r>
-          </w:p>
-        </w:tc>
-        <w:tc>
-          <w:tcPr>
-            <w:tcW w:type="dxa" w:w="2160"/>
-          </w:tcPr>
-          <w:p>
-            <w:r>
-              <w:t>机器人</w:t>
-            </w:r>
-          </w:p>
-        </w:tc>
-        <w:tc>
-          <w:tcPr>
-            <w:tcW w:type="dxa" w:w="2160"/>
-          </w:tcPr>
-          <w:p>
-            <w:r>
-              <w:t>260亿</w:t>
-            </w:r>
-          </w:p>
-        </w:tc>
-        <w:tc>
-          <w:tcPr>
-            <w:tcW w:type="dxa" w:w="2160"/>
-          </w:tcPr>
-          <w:p>
-            <w:r>
-              <w:t>9%</w:t>
-            </w:r>
-          </w:p>
-        </w:tc>
-      </w:tr>
-      <w:tr>
-        <w:tc>
-          <w:tcPr>
-            <w:tcW w:type="dxa" w:w="2160"/>
-          </w:tcPr>
-          <w:p>
-            <w:r>
-              <w:t>创联世纪科技有限公司</w:t>
-            </w:r>
-          </w:p>
-        </w:tc>
-        <w:tc>
-          <w:tcPr>
-            <w:tcW w:type="dxa" w:w="2160"/>
-          </w:tcPr>
-          <w:p>
-            <w:r>
-              <w:t>医疗科技</w:t>
-            </w:r>
-          </w:p>
-        </w:tc>
-        <w:tc>
-          <w:tcPr>
-            <w:tcW w:type="dxa" w:w="2160"/>
-          </w:tcPr>
-          <w:p>
-            <w:r>
-              <w:t>479亿</w:t>
-            </w:r>
-          </w:p>
-        </w:tc>
-        <w:tc>
-          <w:tcPr>
-            <w:tcW w:type="dxa" w:w="2160"/>
-          </w:tcPr>
-          <w:p>
-            <w:r>
-              <w:t>5%</w:t>
-            </w:r>
-          </w:p>
-        </w:tc>
-      </w:tr>
-      <w:tr>
-        <w:tc>
-          <w:tcPr>
-            <w:tcW w:type="dxa" w:w="2160"/>
-          </w:tcPr>
-          <w:p>
-            <w:r>
-              <w:t>立信电子网络有限公司</w:t>
-            </w:r>
-          </w:p>
-        </w:tc>
-        <w:tc>
-          <w:tcPr>
-            <w:tcW w:type="dxa" w:w="2160"/>
-          </w:tcPr>
-          <w:p>
-            <w:r>
-              <w:t>云计算</w:t>
-            </w:r>
-          </w:p>
-        </w:tc>
-        <w:tc>
-          <w:tcPr>
-            <w:tcW w:type="dxa" w:w="2160"/>
-          </w:tcPr>
-          <w:p>
-            <w:r>
-              <w:t>611亿</w:t>
-            </w:r>
-          </w:p>
-        </w:tc>
-        <w:tc>
-          <w:tcPr>
-            <w:tcW w:type="dxa" w:w="2160"/>
-          </w:tcPr>
-          <w:p>
-            <w:r>
-              <w:t>29%</w:t>
-            </w:r>
-          </w:p>
-        </w:tc>
-      </w:tr>
-      <w:tr>
-        <w:tc>
-          <w:tcPr>
-            <w:tcW w:type="dxa" w:w="2160"/>
-          </w:tcPr>
-          <w:p>
-            <w:r>
-              <w:t>飞利信科技有限公司</w:t>
-            </w:r>
-          </w:p>
-        </w:tc>
-        <w:tc>
-          <w:tcPr>
-            <w:tcW w:type="dxa" w:w="2160"/>
-          </w:tcPr>
-          <w:p>
-            <w:r>
-              <w:t>新能源</w:t>
-            </w:r>
-          </w:p>
-        </w:tc>
-        <w:tc>
-          <w:tcPr>
-            <w:tcW w:type="dxa" w:w="2160"/>
-          </w:tcPr>
-          <w:p>
-            <w:r>
-              <w:t>688亿</w:t>
-            </w:r>
-          </w:p>
-        </w:tc>
-        <w:tc>
-          <w:tcPr>
-            <w:tcW w:type="dxa" w:w="2160"/>
-          </w:tcPr>
-          <w:p>
-            <w:r>
-              <w:t>5%</w:t>
-            </w:r>
-          </w:p>
-        </w:tc>
-      </w:tr>
-      <w:tr>
-        <w:tc>
-          <w:tcPr>
-            <w:tcW w:type="dxa" w:w="2160"/>
-          </w:tcPr>
-          <w:p>
-            <w:r>
-              <w:t>易动力科技有限公司</w:t>
-            </w:r>
-          </w:p>
-        </w:tc>
-        <w:tc>
-          <w:tcPr>
-            <w:tcW w:type="dxa" w:w="2160"/>
-          </w:tcPr>
-          <w:p>
-            <w:r>
-              <w:t>云计算</w:t>
-            </w:r>
-          </w:p>
-        </w:tc>
-        <w:tc>
-          <w:tcPr>
-            <w:tcW w:type="dxa" w:w="2160"/>
-          </w:tcPr>
-          <w:p>
-            <w:r>
-              <w:t>518亿</w:t>
-            </w:r>
-          </w:p>
-        </w:tc>
-        <w:tc>
-          <w:tcPr>
-            <w:tcW w:type="dxa" w:w="2160"/>
-          </w:tcPr>
-          <w:p>
-            <w:r>
-              <w:t>22%</w:t>
-            </w:r>
-          </w:p>
-        </w:tc>
-      </w:tr>
-      <w:tr>
-        <w:tc>
-          <w:tcPr>
-            <w:tcW w:type="dxa" w:w="2160"/>
-          </w:tcPr>
-          <w:p>
-            <w:r>
-              <w:t>精芯科技有限公司</w:t>
-            </w:r>
-          </w:p>
-        </w:tc>
-        <w:tc>
-          <w:tcPr>
-            <w:tcW w:type="dxa" w:w="2160"/>
-          </w:tcPr>
-          <w:p>
-            <w:r>
-              <w:t>云计算</w:t>
-            </w:r>
-          </w:p>
-        </w:tc>
-        <w:tc>
-          <w:tcPr>
-            <w:tcW w:type="dxa" w:w="2160"/>
-          </w:tcPr>
-          <w:p>
-            <w:r>
-              <w:t>394亿</w:t>
-            </w:r>
-          </w:p>
-        </w:tc>
-        <w:tc>
-          <w:tcPr>
-            <w:tcW w:type="dxa" w:w="2160"/>
-          </w:tcPr>
-          <w:p>
-            <w:r>
-              <w:t>30%</w:t>
-            </w:r>
-          </w:p>
-        </w:tc>
-      </w:tr>
-      <w:tr>
-        <w:tc>
-          <w:tcPr>
-            <w:tcW w:type="dxa" w:w="2160"/>
-          </w:tcPr>
-          <w:p>
-            <w:r>
-              <w:t>昊嘉网络有限公司</w:t>
-            </w:r>
-          </w:p>
-        </w:tc>
-        <w:tc>
-          <w:tcPr>
-            <w:tcW w:type="dxa" w:w="2160"/>
-          </w:tcPr>
-          <w:p>
-            <w:r>
-              <w:t>新能源</w:t>
-            </w:r>
-          </w:p>
-        </w:tc>
-        <w:tc>
-          <w:tcPr>
-            <w:tcW w:type="dxa" w:w="2160"/>
-          </w:tcPr>
-          <w:p>
-            <w:r>
-              <w:t>330亿</w:t>
-            </w:r>
-          </w:p>
-        </w:tc>
-        <w:tc>
-          <w:tcPr>
-            <w:tcW w:type="dxa" w:w="2160"/>
-          </w:tcPr>
-          <w:p>
-            <w:r>
-              <w:t>5%</w:t>
-            </w:r>
-          </w:p>
-        </w:tc>
-      </w:tr>
-    </w:tbl>
-    <w:p>
-      <w:pPr>
-        <w:pStyle w:val="Heading1"/>
-      </w:pPr>
-      <w:r>
-        <w:t>行业分析 3</w:t>
-      </w:r>
-    </w:p>
-    <w:p>
-      <w:r>
-        <w:br/>
-        <w:t>华辰资本旗下的 HC Quant Arbitrage Fund 在最近的资产配置会议中</w:t>
-        <w:br/>
-        <w:t>讨论了 机器人 行业的投资机会，并对 东方峻景网络有限公司</w:t>
-        <w:br/>
-        <w:t>进行了重点评估。</w:t>
-        <w:br/>
-      </w:r>
-    </w:p>
-    <w:p>
-      <w:r>
-        <w:br/>
-        <w:t>从产业链角度看，医疗科技 行业主要由上游设备厂商、</w:t>
-        <w:br/>
-        <w:t>中游平台企业以及下游应用厂商组成。</w:t>
-        <w:br/>
-        <w:t>雨林木风计算机网络有限公司 主要位于产业链的 上游 环节。</w:t>
-        <w:br/>
-      </w:r>
-    </w:p>
-    <w:p>
-      <w:r>
-        <w:br/>
-        <w:t>从产业链角度看，新能源 行业主要由上游设备厂商、</w:t>
-        <w:br/>
-        <w:t>中游平台企业以及下游应用厂商组成。</w:t>
-        <w:br/>
-        <w:t>飞利信科技有限公司 主要位于产业链的 上游 环节。</w:t>
-        <w:br/>
-      </w:r>
-    </w:p>
-    <w:p>
-      <w:r>
-        <w:br/>
-        <w:t>从产业链角度看，消费科技 行业主要由上游设备厂商、</w:t>
-        <w:br/>
-        <w:t>中游平台企业以及下游应用厂商组成。</w:t>
-        <w:br/>
-        <w:t>昂歌信息科技有限公司 主要位于产业链的 中游 环节。</w:t>
-        <w:br/>
-      </w:r>
-    </w:p>
-    <w:p>
-      <w:r>
-        <w:br/>
-        <w:t>风险管理部认为，机器人 行业仍然面临若干</w:t>
-        <w:br/>
-        <w:t>不确定性因素，包括技术迭代风险、政策变化、</w:t>
-        <w:br/>
-        <w:t>以及市场竞争加剧等问题。</w:t>
-        <w:br/>
-      </w:r>
-    </w:p>
-    <w:p>
-      <w:r>
-        <w:br/>
-        <w:t>易动力科技有限公司 是中国 云计算 行业的重要企业之一。</w:t>
-        <w:br/>
-        <w:t>根据华辰资本 风险管理部 的研究，该公司成立于 2014 年，</w:t>
-        <w:br/>
-        <w:t>目前员工规模约 1450 人。公司近年来持续加大研发投入，</w:t>
-        <w:br/>
-        <w:t>在核心技术方面形成了较强的竞争壁垒。</w:t>
-        <w:br/>
-      </w:r>
-    </w:p>
-    <w:p>
-      <w:r>
-        <w:br/>
-        <w:t>华辰资本旗下的 HC AI Innovation Fund 在最近的资产配置会议中</w:t>
-        <w:br/>
-        <w:t>讨论了 云计算 行业的投资机会，并对 易动力科技有限公司</w:t>
-        <w:br/>
-        <w:t>进行了重点评估。</w:t>
-        <w:br/>
-      </w:r>
-    </w:p>
-    <w:p>
-      <w:r>
-        <w:br/>
-        <w:t>华辰资本旗下的 HC AI Innovation Fund 在最近的资产配置会议中</w:t>
-        <w:br/>
-        <w:t>讨论了 医疗科技 行业的投资机会，并对 雨林木风计算机网络有限公司</w:t>
-        <w:br/>
-        <w:t>进行了重点评估。</w:t>
-        <w:br/>
-      </w:r>
-    </w:p>
-    <w:tbl>
-      <w:tblPr>
-        <w:tblW w:type="auto" w:w="0"/>
-        <w:tblLook w:firstColumn="1" w:firstRow="1" w:lastColumn="0" w:lastRow="0" w:noHBand="0" w:noVBand="1" w:val="04A0"/>
-      </w:tblPr>
-      <w:tblGrid>
-        <w:gridCol w:w="2160"/>
-        <w:gridCol w:w="2160"/>
-        <w:gridCol w:w="2160"/>
-        <w:gridCol w:w="2160"/>
-      </w:tblGrid>
-      <w:tr>
-        <w:tc>
-          <w:tcPr>
-            <w:tcW w:type="dxa" w:w="2160"/>
-          </w:tcPr>
-          <w:p>
-            <w:r>
-              <w:t>公司</w:t>
-            </w:r>
-          </w:p>
-        </w:tc>
-        <w:tc>
-          <w:tcPr>
-            <w:tcW w:type="dxa" w:w="2160"/>
-          </w:tcPr>
-          <w:p>
-            <w:r>
-              <w:t>行业</w:t>
-            </w:r>
-          </w:p>
-        </w:tc>
-        <w:tc>
-          <w:tcPr>
-            <w:tcW w:type="dxa" w:w="2160"/>
-          </w:tcPr>
-          <w:p>
-            <w:r>
-              <w:t>市值</w:t>
-            </w:r>
-          </w:p>
-        </w:tc>
-        <w:tc>
-          <w:tcPr>
-            <w:tcW w:type="dxa" w:w="2160"/>
-          </w:tcPr>
-          <w:p>
-            <w:r>
-              <w:t>增长率</w:t>
-            </w:r>
-          </w:p>
-        </w:tc>
-      </w:tr>
-      <w:tr>
-        <w:tc>
-          <w:tcPr>
-            <w:tcW w:type="dxa" w:w="2160"/>
-          </w:tcPr>
-          <w:p>
-            <w:r>
-              <w:t>精芯科技有限公司</w:t>
-            </w:r>
-          </w:p>
-        </w:tc>
-        <w:tc>
-          <w:tcPr>
-            <w:tcW w:type="dxa" w:w="2160"/>
-          </w:tcPr>
-          <w:p>
-            <w:r>
-              <w:t>云计算</w:t>
-            </w:r>
-          </w:p>
-        </w:tc>
-        <w:tc>
-          <w:tcPr>
-            <w:tcW w:type="dxa" w:w="2160"/>
-          </w:tcPr>
-          <w:p>
-            <w:r>
-              <w:t>503亿</w:t>
-            </w:r>
-          </w:p>
-        </w:tc>
-        <w:tc>
-          <w:tcPr>
-            <w:tcW w:type="dxa" w:w="2160"/>
-          </w:tcPr>
-          <w:p>
-            <w:r>
-              <w:t>10%</w:t>
-            </w:r>
-          </w:p>
-        </w:tc>
-      </w:tr>
-      <w:tr>
-        <w:tc>
-          <w:tcPr>
-            <w:tcW w:type="dxa" w:w="2160"/>
-          </w:tcPr>
-          <w:p>
-            <w:r>
-              <w:t>精芯科技有限公司</w:t>
-            </w:r>
-          </w:p>
-        </w:tc>
-        <w:tc>
-          <w:tcPr>
-            <w:tcW w:type="dxa" w:w="2160"/>
-          </w:tcPr>
-          <w:p>
-            <w:r>
-              <w:t>云计算</w:t>
-            </w:r>
-          </w:p>
-        </w:tc>
-        <w:tc>
-          <w:tcPr>
-            <w:tcW w:type="dxa" w:w="2160"/>
-          </w:tcPr>
-          <w:p>
-            <w:r>
-              <w:t>274亿</w:t>
-            </w:r>
-          </w:p>
-        </w:tc>
-        <w:tc>
-          <w:tcPr>
-            <w:tcW w:type="dxa" w:w="2160"/>
-          </w:tcPr>
-          <w:p>
-            <w:r>
-              <w:t>18%</w:t>
-            </w:r>
-          </w:p>
-        </w:tc>
-      </w:tr>
-      <w:tr>
-        <w:tc>
-          <w:tcPr>
-            <w:tcW w:type="dxa" w:w="2160"/>
-          </w:tcPr>
-          <w:p>
-            <w:r>
-              <w:t>创亿网络有限公司</w:t>
-            </w:r>
-          </w:p>
-        </w:tc>
-        <w:tc>
-          <w:tcPr>
-            <w:tcW w:type="dxa" w:w="2160"/>
-          </w:tcPr>
-          <w:p>
-            <w:r>
-              <w:t>云计算</w:t>
-            </w:r>
-          </w:p>
-        </w:tc>
-        <w:tc>
-          <w:tcPr>
-            <w:tcW w:type="dxa" w:w="2160"/>
-          </w:tcPr>
-          <w:p>
-            <w:r>
-              <w:t>640亿</w:t>
-            </w:r>
-          </w:p>
-        </w:tc>
-        <w:tc>
-          <w:tcPr>
-            <w:tcW w:type="dxa" w:w="2160"/>
-          </w:tcPr>
-          <w:p>
-            <w:r>
-              <w:t>28%</w:t>
-            </w:r>
-          </w:p>
-        </w:tc>
-      </w:tr>
-      <w:tr>
-        <w:tc>
-          <w:tcPr>
-            <w:tcW w:type="dxa" w:w="2160"/>
-          </w:tcPr>
-          <w:p>
-            <w:r>
-              <w:t>精芯信息有限公司</w:t>
-            </w:r>
-          </w:p>
-        </w:tc>
-        <w:tc>
-          <w:tcPr>
-            <w:tcW w:type="dxa" w:w="2160"/>
-          </w:tcPr>
-          <w:p>
-            <w:r>
-              <w:t>消费科技</w:t>
-            </w:r>
-          </w:p>
-        </w:tc>
-        <w:tc>
-          <w:tcPr>
-            <w:tcW w:type="dxa" w:w="2160"/>
-          </w:tcPr>
-          <w:p>
-            <w:r>
-              <w:t>490亿</w:t>
-            </w:r>
-          </w:p>
-        </w:tc>
-        <w:tc>
-          <w:tcPr>
-            <w:tcW w:type="dxa" w:w="2160"/>
-          </w:tcPr>
-          <w:p>
-            <w:r>
-              <w:t>11%</w:t>
-            </w:r>
-          </w:p>
-        </w:tc>
-      </w:tr>
-      <w:tr>
-        <w:tc>
-          <w:tcPr>
-            <w:tcW w:type="dxa" w:w="2160"/>
-          </w:tcPr>
-          <w:p>
-            <w:r>
-              <w:t>艾提科信科技有限公司</w:t>
-            </w:r>
-          </w:p>
-        </w:tc>
-        <w:tc>
-          <w:tcPr>
-            <w:tcW w:type="dxa" w:w="2160"/>
-          </w:tcPr>
-          <w:p>
-            <w:r>
-              <w:t>机器人</w:t>
-            </w:r>
-          </w:p>
-        </w:tc>
-        <w:tc>
-          <w:tcPr>
-            <w:tcW w:type="dxa" w:w="2160"/>
-          </w:tcPr>
-          <w:p>
-            <w:r>
-              <w:t>182亿</w:t>
-            </w:r>
-          </w:p>
-        </w:tc>
-        <w:tc>
-          <w:tcPr>
-            <w:tcW w:type="dxa" w:w="2160"/>
-          </w:tcPr>
-          <w:p>
-            <w:r>
-              <w:t>30%</w:t>
-            </w:r>
-          </w:p>
-        </w:tc>
-      </w:tr>
-      <w:tr>
-        <w:tc>
-          <w:tcPr>
-            <w:tcW w:type="dxa" w:w="2160"/>
-          </w:tcPr>
-          <w:p>
-            <w:r>
-              <w:t>新宇龙信息传媒有限公司</w:t>
-            </w:r>
-          </w:p>
-        </w:tc>
-        <w:tc>
-          <w:tcPr>
-            <w:tcW w:type="dxa" w:w="2160"/>
-          </w:tcPr>
-          <w:p>
-            <w:r>
-              <w:t>机器人</w:t>
-            </w:r>
-          </w:p>
-        </w:tc>
-        <w:tc>
-          <w:tcPr>
-            <w:tcW w:type="dxa" w:w="2160"/>
-          </w:tcPr>
-          <w:p>
-            <w:r>
-              <w:t>506亿</w:t>
-            </w:r>
-          </w:p>
-        </w:tc>
-        <w:tc>
-          <w:tcPr>
-            <w:tcW w:type="dxa" w:w="2160"/>
-          </w:tcPr>
-          <w:p>
-            <w:r>
-              <w:t>29%</w:t>
-            </w:r>
-          </w:p>
-        </w:tc>
-      </w:tr>
-      <w:tr>
-        <w:tc>
-          <w:tcPr>
-            <w:tcW w:type="dxa" w:w="2160"/>
-          </w:tcPr>
-          <w:p>
-            <w:r>
-              <w:t>精芯信息有限公司</w:t>
-            </w:r>
-          </w:p>
-        </w:tc>
-        <w:tc>
-          <w:tcPr>
-            <w:tcW w:type="dxa" w:w="2160"/>
-          </w:tcPr>
-          <w:p>
-            <w:r>
-              <w:t>消费科技</w:t>
-            </w:r>
-          </w:p>
-        </w:tc>
-        <w:tc>
-          <w:tcPr>
-            <w:tcW w:type="dxa" w:w="2160"/>
-          </w:tcPr>
-          <w:p>
-            <w:r>
-              <w:t>389亿</w:t>
-            </w:r>
-          </w:p>
-        </w:tc>
-        <w:tc>
-          <w:tcPr>
-            <w:tcW w:type="dxa" w:w="2160"/>
-          </w:tcPr>
-          <w:p>
-            <w:r>
-              <w:t>13%</w:t>
-            </w:r>
-          </w:p>
-        </w:tc>
-      </w:tr>
-      <w:tr>
-        <w:tc>
-          <w:tcPr>
-            <w:tcW w:type="dxa" w:w="2160"/>
-          </w:tcPr>
-          <w:p>
-            <w:r>
-              <w:t>天益信息有限公司</w:t>
-            </w:r>
-          </w:p>
-        </w:tc>
-        <w:tc>
-          <w:tcPr>
-            <w:tcW w:type="dxa" w:w="2160"/>
-          </w:tcPr>
-          <w:p>
-            <w:r>
-              <w:t>云计算</w:t>
-            </w:r>
-          </w:p>
-        </w:tc>
-        <w:tc>
-          <w:tcPr>
-            <w:tcW w:type="dxa" w:w="2160"/>
-          </w:tcPr>
-          <w:p>
-            <w:r>
-              <w:t>525亿</w:t>
-            </w:r>
-          </w:p>
-        </w:tc>
-        <w:tc>
-          <w:tcPr>
-            <w:tcW w:type="dxa" w:w="2160"/>
-          </w:tcPr>
-          <w:p>
-            <w:r>
-              <w:t>13%</w:t>
-            </w:r>
-          </w:p>
-        </w:tc>
-      </w:tr>
-      <w:tr>
-        <w:tc>
-          <w:tcPr>
-            <w:tcW w:type="dxa" w:w="2160"/>
-          </w:tcPr>
-          <w:p>
-            <w:r>
-              <w:t>雨林木风计算机网络有限公司</w:t>
-            </w:r>
-          </w:p>
-        </w:tc>
-        <w:tc>
-          <w:tcPr>
-            <w:tcW w:type="dxa" w:w="2160"/>
-          </w:tcPr>
-          <w:p>
-            <w:r>
-              <w:t>医疗科技</w:t>
-            </w:r>
-          </w:p>
-        </w:tc>
-        <w:tc>
-          <w:tcPr>
-            <w:tcW w:type="dxa" w:w="2160"/>
-          </w:tcPr>
-          <w:p>
-            <w:r>
-              <w:t>590亿</w:t>
-            </w:r>
-          </w:p>
-        </w:tc>
-        <w:tc>
-          <w:tcPr>
-            <w:tcW w:type="dxa" w:w="2160"/>
-          </w:tcPr>
-          <w:p>
-            <w:r>
-              <w:t>24%</w:t>
-            </w:r>
-          </w:p>
-        </w:tc>
-      </w:tr>
-      <w:tr>
-        <w:tc>
-          <w:tcPr>
-            <w:tcW w:type="dxa" w:w="2160"/>
-          </w:tcPr>
-          <w:p>
-            <w:r>
-              <w:t>兰金电子网络有限公司</w:t>
-            </w:r>
-          </w:p>
-        </w:tc>
-        <w:tc>
-          <w:tcPr>
-            <w:tcW w:type="dxa" w:w="2160"/>
-          </w:tcPr>
-          <w:p>
-            <w:r>
-              <w:t>消费科技</w:t>
-            </w:r>
-          </w:p>
-        </w:tc>
-        <w:tc>
-          <w:tcPr>
-            <w:tcW w:type="dxa" w:w="2160"/>
-          </w:tcPr>
-          <w:p>
-            <w:r>
-              <w:t>251亿</w:t>
-            </w:r>
-          </w:p>
-        </w:tc>
-        <w:tc>
-          <w:tcPr>
-            <w:tcW w:type="dxa" w:w="2160"/>
-          </w:tcPr>
-          <w:p>
-            <w:r>
-              <w:t>14%</w:t>
-            </w:r>
-          </w:p>
-        </w:tc>
-      </w:tr>
-      <w:tr>
-        <w:tc>
-          <w:tcPr>
-            <w:tcW w:type="dxa" w:w="2160"/>
-          </w:tcPr>
-          <w:p>
-            <w:r>
-              <w:t>浦华众城科技有限公司</w:t>
-            </w:r>
-          </w:p>
-        </w:tc>
-        <w:tc>
-          <w:tcPr>
-            <w:tcW w:type="dxa" w:w="2160"/>
-          </w:tcPr>
-          <w:p>
-            <w:r>
-              <w:t>半导体</w:t>
-            </w:r>
-          </w:p>
-        </w:tc>
-        <w:tc>
-          <w:tcPr>
-            <w:tcW w:type="dxa" w:w="2160"/>
-          </w:tcPr>
-          <w:p>
-            <w:r>
-              <w:t>678亿</w:t>
-            </w:r>
-          </w:p>
-        </w:tc>
-        <w:tc>
-          <w:tcPr>
-            <w:tcW w:type="dxa" w:w="2160"/>
-          </w:tcPr>
-          <w:p>
-            <w:r>
-              <w:t>25%</w:t>
-            </w:r>
-          </w:p>
-        </w:tc>
-      </w:tr>
-      <w:tr>
-        <w:tc>
-          <w:tcPr>
-            <w:tcW w:type="dxa" w:w="2160"/>
-          </w:tcPr>
-          <w:p>
-            <w:r>
-              <w:t>天益科技有限公司</w:t>
-            </w:r>
-          </w:p>
-        </w:tc>
-        <w:tc>
-          <w:tcPr>
-            <w:tcW w:type="dxa" w:w="2160"/>
-          </w:tcPr>
-          <w:p>
-            <w:r>
-              <w:t>半导体</w:t>
-            </w:r>
-          </w:p>
-        </w:tc>
-        <w:tc>
-          <w:tcPr>
-            <w:tcW w:type="dxa" w:w="2160"/>
-          </w:tcPr>
-          <w:p>
-            <w:r>
-              <w:t>298亿</w:t>
-            </w:r>
-          </w:p>
-        </w:tc>
-        <w:tc>
-          <w:tcPr>
-            <w:tcW w:type="dxa" w:w="2160"/>
-          </w:tcPr>
-          <w:p>
-            <w:r>
-              <w:t>18%</w:t>
-            </w:r>
-          </w:p>
-        </w:tc>
-      </w:tr>
-      <w:tr>
-        <w:tc>
-          <w:tcPr>
-            <w:tcW w:type="dxa" w:w="2160"/>
-          </w:tcPr>
-          <w:p>
-            <w:r>
-              <w:t>天益科技有限公司</w:t>
-            </w:r>
-          </w:p>
-        </w:tc>
-        <w:tc>
-          <w:tcPr>
-            <w:tcW w:type="dxa" w:w="2160"/>
-          </w:tcPr>
-          <w:p>
-            <w:r>
-              <w:t>半导体</w:t>
-            </w:r>
-          </w:p>
-        </w:tc>
-        <w:tc>
-          <w:tcPr>
-            <w:tcW w:type="dxa" w:w="2160"/>
-          </w:tcPr>
-          <w:p>
-            <w:r>
-              <w:t>660亿</w:t>
-            </w:r>
-          </w:p>
-        </w:tc>
-        <w:tc>
-          <w:tcPr>
-            <w:tcW w:type="dxa" w:w="2160"/>
-          </w:tcPr>
-          <w:p>
-            <w:r>
-              <w:t>12%</w:t>
-            </w:r>
-          </w:p>
-        </w:tc>
-      </w:tr>
-      <w:tr>
-        <w:tc>
-          <w:tcPr>
-            <w:tcW w:type="dxa" w:w="2160"/>
-          </w:tcPr>
-          <w:p>
-            <w:r>
-              <w:t>天益科技有限公司</w:t>
-            </w:r>
-          </w:p>
-        </w:tc>
-        <w:tc>
-          <w:tcPr>
-            <w:tcW w:type="dxa" w:w="2160"/>
-          </w:tcPr>
-          <w:p>
-            <w:r>
-              <w:t>半导体</w:t>
-            </w:r>
-          </w:p>
-        </w:tc>
-        <w:tc>
-          <w:tcPr>
-            <w:tcW w:type="dxa" w:w="2160"/>
-          </w:tcPr>
-          <w:p>
-            <w:r>
-              <w:t>688亿</w:t>
-            </w:r>
-          </w:p>
-        </w:tc>
-        <w:tc>
-          <w:tcPr>
-            <w:tcW w:type="dxa" w:w="2160"/>
-          </w:tcPr>
-          <w:p>
-            <w:r>
-              <w:t>12%</w:t>
-            </w:r>
-          </w:p>
-        </w:tc>
-      </w:tr>
-      <w:tr>
-        <w:tc>
-          <w:tcPr>
-            <w:tcW w:type="dxa" w:w="2160"/>
-          </w:tcPr>
-          <w:p>
-            <w:r>
-              <w:t>和泰科技有限公司</w:t>
-            </w:r>
-          </w:p>
-        </w:tc>
-        <w:tc>
-          <w:tcPr>
-            <w:tcW w:type="dxa" w:w="2160"/>
-          </w:tcPr>
-          <w:p>
-            <w:r>
-              <w:t>人工智能</w:t>
-            </w:r>
-          </w:p>
-        </w:tc>
-        <w:tc>
-          <w:tcPr>
-            <w:tcW w:type="dxa" w:w="2160"/>
-          </w:tcPr>
-          <w:p>
-            <w:r>
-              <w:t>530亿</w:t>
-            </w:r>
-          </w:p>
-        </w:tc>
-        <w:tc>
-          <w:tcPr>
-            <w:tcW w:type="dxa" w:w="2160"/>
-          </w:tcPr>
-          <w:p>
-            <w:r>
-              <w:t>27%</w:t>
-            </w:r>
-          </w:p>
-        </w:tc>
-      </w:tr>
-    </w:tbl>
-    <w:p>
-      <w:pPr>
-        <w:pStyle w:val="Heading1"/>
-      </w:pPr>
-      <w:r>
-        <w:t>行业分析 4</w:t>
-      </w:r>
-    </w:p>
-    <w:p>
-      <w:r>
-        <w:br/>
-        <w:t>华辰资本旗下的 HC AI Innovation Fund 在最近的资产配置会议中</w:t>
-        <w:br/>
-        <w:t>讨论了 人工智能 行业的投资机会，并对 迪摩科技有限公司</w:t>
-        <w:br/>
-        <w:t>进行了重点评估。</w:t>
-        <w:br/>
-      </w:r>
-    </w:p>
-    <w:p>
-      <w:r>
-        <w:br/>
-        <w:t>华辰资本旗下的 HC Energy Transition Fund 在最近的资产配置会议中</w:t>
-        <w:br/>
-        <w:t>讨论了 消费科技 行业的投资机会，并对 兰金电子网络有限公司</w:t>
-        <w:br/>
-        <w:t>进行了重点评估。</w:t>
-        <w:br/>
-      </w:r>
-    </w:p>
-    <w:p>
-      <w:r>
-        <w:br/>
-        <w:t>新宇龙信息传媒有限公司 是中国 机器人 行业的重要企业之一。</w:t>
-        <w:br/>
-        <w:t>根据华辰资本 投资委员会 的研究，该公司成立于 2018 年，</w:t>
-        <w:br/>
-        <w:t>目前员工规模约 6070 人。公司近年来持续加大研发投入，</w:t>
-        <w:br/>
-        <w:t>在核心技术方面形成了较强的竞争壁垒。</w:t>
-        <w:br/>
-      </w:r>
-    </w:p>
-    <w:p>
-      <w:r>
-        <w:br/>
-        <w:t>华辰资本旗下的 HC Energy Transition Fund 在最近的资产配置会议中</w:t>
-        <w:br/>
-        <w:t>讨论了 新能源 行业的投资机会，并对 创汇传媒有限公司</w:t>
-        <w:br/>
-        <w:t>进行了重点评估。</w:t>
-        <w:br/>
-      </w:r>
-    </w:p>
-    <w:p>
-      <w:r>
-        <w:br/>
-        <w:t>风险管理部认为，云计算 行业仍然面临若干</w:t>
-        <w:br/>
-        <w:t>不确定性因素，包括技术迭代风险、政策变化、</w:t>
-        <w:br/>
-        <w:t>以及市场竞争加剧等问题。</w:t>
-        <w:br/>
+        <w:t>行业分析 5</w:t>
       </w:r>
     </w:p>
     <w:p>
@@ -2435,20 +3158,83 @@
     <w:p>
       <w:r>
         <w:br/>
-        <w:t>根据内部财务模型测算，天益信息有限公司 在未来三年</w:t>
+        <w:t>华辰资本旗下的 HC Alpha Growth Fund 在最近的资产配置会议中</w:t>
         <w:br/>
-        <w:t>收入复合增长率预计可达到 33% 左右。</w:t>
+        <w:t>讨论了 新能源 行业的投资机会，并对 戴硕电子网络有限公司</w:t>
         <w:br/>
-        <w:t>该预测基于行业需求增长以及公司产能扩张计划。</w:t>
+        <w:t>进行了重点评估。</w:t>
         <w:br/>
       </w:r>
     </w:p>
     <w:p>
       <w:r>
         <w:br/>
-        <w:t>根据内部财务模型测算，佳禾科技有限公司 在未来三年</w:t>
+        <w:t>精芯信息有限公司 是中国 半导体 行业的重要企业之一。</w:t>
         <w:br/>
-        <w:t>收入复合增长率预计可达到 31% 左右。</w:t>
+        <w:t>根据华辰资本 资产配置委员会 的研究，该公司成立于 2019 年，</w:t>
+        <w:br/>
+        <w:t>目前员工规模约 5163 人。公司近年来持续加大研发投入，</w:t>
+        <w:br/>
+        <w:t>在核心技术方面形成了较强的竞争壁垒。</w:t>
+        <w:br/>
+      </w:r>
+    </w:p>
+    <w:p>
+      <w:r>
+        <w:br/>
+        <w:t>华成育卓传媒有限公司 是中国 人工智能 行业的重要企业之一。</w:t>
+        <w:br/>
+        <w:t>根据华辰资本 投资委员会 的研究，该公司成立于 2006 年，</w:t>
+        <w:br/>
+        <w:t>目前员工规模约 7579 人。公司近年来持续加大研发投入，</w:t>
+        <w:br/>
+        <w:t>在核心技术方面形成了较强的竞争壁垒。</w:t>
+        <w:br/>
+      </w:r>
+    </w:p>
+    <w:p>
+      <w:r>
+        <w:br/>
+        <w:t>华成育卓传媒有限公司 是中国 人工智能 行业的重要企业之一。</w:t>
+        <w:br/>
+        <w:t>根据华辰资本 量化研究部 的研究，该公司成立于 2006 年，</w:t>
+        <w:br/>
+        <w:t>目前员工规模约 7579 人。公司近年来持续加大研发投入，</w:t>
+        <w:br/>
+        <w:t>在核心技术方面形成了较强的竞争壁垒。</w:t>
+        <w:br/>
+      </w:r>
+    </w:p>
+    <w:p>
+      <w:r>
+        <w:br/>
+        <w:t>华辰资本旗下的 HC Global Macro Fund 在最近的资产配置会议中</w:t>
+        <w:br/>
+        <w:t>讨论了 医疗科技 行业的投资机会，并对 昊嘉科技有限公司</w:t>
+        <w:br/>
+        <w:t>进行了重点评估。</w:t>
+        <w:br/>
+      </w:r>
+    </w:p>
+    <w:p>
+      <w:r>
+        <w:br/>
+        <w:t>方正科技信息有限公司 是中国 消费科技 行业的重要企业之一。</w:t>
+        <w:br/>
+        <w:t>根据华辰资本 投资策略部 的研究，该公司成立于 2006 年，</w:t>
+        <w:br/>
+        <w:t>目前员工规模约 4942 人。公司近年来持续加大研发投入，</w:t>
+        <w:br/>
+        <w:t>在核心技术方面形成了较强的竞争壁垒。</w:t>
+        <w:br/>
+      </w:r>
+    </w:p>
+    <w:p>
+      <w:r>
+        <w:br/>
+        <w:t>根据内部财务模型测算，天开科技有限公司 在未来三年</w:t>
+        <w:br/>
+        <w:t>收入复合增长率预计可达到 18% 左右。</w:t>
         <w:br/>
         <w:t>该预测基于行业需求增长以及公司产能扩张计划。</w:t>
         <w:br/>
@@ -2514,37 +3300,37 @@
           </w:tcPr>
           <w:p>
             <w:r>
-              <w:t>鸿睿思博网络有限公司</w:t>
-            </w:r>
-          </w:p>
-        </w:tc>
-        <w:tc>
-          <w:tcPr>
-            <w:tcW w:type="dxa" w:w="2160"/>
-          </w:tcPr>
-          <w:p>
-            <w:r>
-              <w:t>新能源</w:t>
-            </w:r>
-          </w:p>
-        </w:tc>
-        <w:tc>
-          <w:tcPr>
-            <w:tcW w:type="dxa" w:w="2160"/>
-          </w:tcPr>
-          <w:p>
-            <w:r>
-              <w:t>162亿</w:t>
-            </w:r>
-          </w:p>
-        </w:tc>
-        <w:tc>
-          <w:tcPr>
-            <w:tcW w:type="dxa" w:w="2160"/>
-          </w:tcPr>
-          <w:p>
-            <w:r>
-              <w:t>24%</w:t>
+              <w:t>毕博诚信息有限公司</w:t>
+            </w:r>
+          </w:p>
+        </w:tc>
+        <w:tc>
+          <w:tcPr>
+            <w:tcW w:type="dxa" w:w="2160"/>
+          </w:tcPr>
+          <w:p>
+            <w:r>
+              <w:t>机器人</w:t>
+            </w:r>
+          </w:p>
+        </w:tc>
+        <w:tc>
+          <w:tcPr>
+            <w:tcW w:type="dxa" w:w="2160"/>
+          </w:tcPr>
+          <w:p>
+            <w:r>
+              <w:t>129亿</w:t>
+            </w:r>
+          </w:p>
+        </w:tc>
+        <w:tc>
+          <w:tcPr>
+            <w:tcW w:type="dxa" w:w="2160"/>
+          </w:tcPr>
+          <w:p>
+            <w:r>
+              <w:t>15%</w:t>
             </w:r>
           </w:p>
         </w:tc>
@@ -2556,37 +3342,37 @@
           </w:tcPr>
           <w:p>
             <w:r>
-              <w:t>南康网络有限公司</w:t>
-            </w:r>
-          </w:p>
-        </w:tc>
-        <w:tc>
-          <w:tcPr>
-            <w:tcW w:type="dxa" w:w="2160"/>
-          </w:tcPr>
-          <w:p>
-            <w:r>
-              <w:t>消费科技</w:t>
-            </w:r>
-          </w:p>
-        </w:tc>
-        <w:tc>
-          <w:tcPr>
-            <w:tcW w:type="dxa" w:w="2160"/>
-          </w:tcPr>
-          <w:p>
-            <w:r>
-              <w:t>698亿</w:t>
-            </w:r>
-          </w:p>
-        </w:tc>
-        <w:tc>
-          <w:tcPr>
-            <w:tcW w:type="dxa" w:w="2160"/>
-          </w:tcPr>
-          <w:p>
-            <w:r>
-              <w:t>19%</w:t>
+              <w:t>创联世纪信息有限公司</w:t>
+            </w:r>
+          </w:p>
+        </w:tc>
+        <w:tc>
+          <w:tcPr>
+            <w:tcW w:type="dxa" w:w="2160"/>
+          </w:tcPr>
+          <w:p>
+            <w:r>
+              <w:t>云计算</w:t>
+            </w:r>
+          </w:p>
+        </w:tc>
+        <w:tc>
+          <w:tcPr>
+            <w:tcW w:type="dxa" w:w="2160"/>
+          </w:tcPr>
+          <w:p>
+            <w:r>
+              <w:t>103亿</w:t>
+            </w:r>
+          </w:p>
+        </w:tc>
+        <w:tc>
+          <w:tcPr>
+            <w:tcW w:type="dxa" w:w="2160"/>
+          </w:tcPr>
+          <w:p>
+            <w:r>
+              <w:t>14%</w:t>
             </w:r>
           </w:p>
         </w:tc>
@@ -2598,37 +3384,37 @@
           </w:tcPr>
           <w:p>
             <w:r>
-              <w:t>东方峻景网络有限公司</w:t>
-            </w:r>
-          </w:p>
-        </w:tc>
-        <w:tc>
-          <w:tcPr>
-            <w:tcW w:type="dxa" w:w="2160"/>
-          </w:tcPr>
-          <w:p>
-            <w:r>
-              <w:t>机器人</w:t>
-            </w:r>
-          </w:p>
-        </w:tc>
-        <w:tc>
-          <w:tcPr>
-            <w:tcW w:type="dxa" w:w="2160"/>
-          </w:tcPr>
-          <w:p>
-            <w:r>
-              <w:t>659亿</w:t>
-            </w:r>
-          </w:p>
-        </w:tc>
-        <w:tc>
-          <w:tcPr>
-            <w:tcW w:type="dxa" w:w="2160"/>
-          </w:tcPr>
-          <w:p>
-            <w:r>
-              <w:t>24%</w:t>
+              <w:t>飞海科技传媒有限公司</w:t>
+            </w:r>
+          </w:p>
+        </w:tc>
+        <w:tc>
+          <w:tcPr>
+            <w:tcW w:type="dxa" w:w="2160"/>
+          </w:tcPr>
+          <w:p>
+            <w:r>
+              <w:t>消费科技</w:t>
+            </w:r>
+          </w:p>
+        </w:tc>
+        <w:tc>
+          <w:tcPr>
+            <w:tcW w:type="dxa" w:w="2160"/>
+          </w:tcPr>
+          <w:p>
+            <w:r>
+              <w:t>584亿</w:t>
+            </w:r>
+          </w:p>
+        </w:tc>
+        <w:tc>
+          <w:tcPr>
+            <w:tcW w:type="dxa" w:w="2160"/>
+          </w:tcPr>
+          <w:p>
+            <w:r>
+              <w:t>21%</w:t>
             </w:r>
           </w:p>
         </w:tc>
@@ -2640,37 +3426,37 @@
           </w:tcPr>
           <w:p>
             <w:r>
-              <w:t>东方峻景网络有限公司</w:t>
-            </w:r>
-          </w:p>
-        </w:tc>
-        <w:tc>
-          <w:tcPr>
-            <w:tcW w:type="dxa" w:w="2160"/>
-          </w:tcPr>
-          <w:p>
-            <w:r>
-              <w:t>机器人</w:t>
-            </w:r>
-          </w:p>
-        </w:tc>
-        <w:tc>
-          <w:tcPr>
-            <w:tcW w:type="dxa" w:w="2160"/>
-          </w:tcPr>
-          <w:p>
-            <w:r>
-              <w:t>550亿</w:t>
-            </w:r>
-          </w:p>
-        </w:tc>
-        <w:tc>
-          <w:tcPr>
-            <w:tcW w:type="dxa" w:w="2160"/>
-          </w:tcPr>
-          <w:p>
-            <w:r>
-              <w:t>12%</w:t>
+              <w:t>方正科技传媒有限公司</w:t>
+            </w:r>
+          </w:p>
+        </w:tc>
+        <w:tc>
+          <w:tcPr>
+            <w:tcW w:type="dxa" w:w="2160"/>
+          </w:tcPr>
+          <w:p>
+            <w:r>
+              <w:t>人工智能</w:t>
+            </w:r>
+          </w:p>
+        </w:tc>
+        <w:tc>
+          <w:tcPr>
+            <w:tcW w:type="dxa" w:w="2160"/>
+          </w:tcPr>
+          <w:p>
+            <w:r>
+              <w:t>532亿</w:t>
+            </w:r>
+          </w:p>
+        </w:tc>
+        <w:tc>
+          <w:tcPr>
+            <w:tcW w:type="dxa" w:w="2160"/>
+          </w:tcPr>
+          <w:p>
+            <w:r>
+              <w:t>6%</w:t>
             </w:r>
           </w:p>
         </w:tc>
@@ -2682,37 +3468,37 @@
           </w:tcPr>
           <w:p>
             <w:r>
-              <w:t>浦华众城科技有限公司</w:t>
-            </w:r>
-          </w:p>
-        </w:tc>
-        <w:tc>
-          <w:tcPr>
-            <w:tcW w:type="dxa" w:w="2160"/>
-          </w:tcPr>
-          <w:p>
-            <w:r>
-              <w:t>半导体</w:t>
-            </w:r>
-          </w:p>
-        </w:tc>
-        <w:tc>
-          <w:tcPr>
-            <w:tcW w:type="dxa" w:w="2160"/>
-          </w:tcPr>
-          <w:p>
-            <w:r>
-              <w:t>362亿</w:t>
-            </w:r>
-          </w:p>
-        </w:tc>
-        <w:tc>
-          <w:tcPr>
-            <w:tcW w:type="dxa" w:w="2160"/>
-          </w:tcPr>
-          <w:p>
-            <w:r>
-              <w:t>24%</w:t>
+              <w:t>创联世纪信息有限公司</w:t>
+            </w:r>
+          </w:p>
+        </w:tc>
+        <w:tc>
+          <w:tcPr>
+            <w:tcW w:type="dxa" w:w="2160"/>
+          </w:tcPr>
+          <w:p>
+            <w:r>
+              <w:t>云计算</w:t>
+            </w:r>
+          </w:p>
+        </w:tc>
+        <w:tc>
+          <w:tcPr>
+            <w:tcW w:type="dxa" w:w="2160"/>
+          </w:tcPr>
+          <w:p>
+            <w:r>
+              <w:t>210亿</w:t>
+            </w:r>
+          </w:p>
+        </w:tc>
+        <w:tc>
+          <w:tcPr>
+            <w:tcW w:type="dxa" w:w="2160"/>
+          </w:tcPr>
+          <w:p>
+            <w:r>
+              <w:t>11%</w:t>
             </w:r>
           </w:p>
         </w:tc>
@@ -2724,37 +3510,37 @@
           </w:tcPr>
           <w:p>
             <w:r>
-              <w:t>东方峻景网络有限公司</w:t>
-            </w:r>
-          </w:p>
-        </w:tc>
-        <w:tc>
-          <w:tcPr>
-            <w:tcW w:type="dxa" w:w="2160"/>
-          </w:tcPr>
-          <w:p>
-            <w:r>
-              <w:t>机器人</w:t>
-            </w:r>
-          </w:p>
-        </w:tc>
-        <w:tc>
-          <w:tcPr>
-            <w:tcW w:type="dxa" w:w="2160"/>
-          </w:tcPr>
-          <w:p>
-            <w:r>
-              <w:t>118亿</w:t>
-            </w:r>
-          </w:p>
-        </w:tc>
-        <w:tc>
-          <w:tcPr>
-            <w:tcW w:type="dxa" w:w="2160"/>
-          </w:tcPr>
-          <w:p>
-            <w:r>
-              <w:t>12%</w:t>
+              <w:t>雨林木风计算机科技有限公司</w:t>
+            </w:r>
+          </w:p>
+        </w:tc>
+        <w:tc>
+          <w:tcPr>
+            <w:tcW w:type="dxa" w:w="2160"/>
+          </w:tcPr>
+          <w:p>
+            <w:r>
+              <w:t>半导体</w:t>
+            </w:r>
+          </w:p>
+        </w:tc>
+        <w:tc>
+          <w:tcPr>
+            <w:tcW w:type="dxa" w:w="2160"/>
+          </w:tcPr>
+          <w:p>
+            <w:r>
+              <w:t>532亿</w:t>
+            </w:r>
+          </w:p>
+        </w:tc>
+        <w:tc>
+          <w:tcPr>
+            <w:tcW w:type="dxa" w:w="2160"/>
+          </w:tcPr>
+          <w:p>
+            <w:r>
+              <w:t>15%</w:t>
             </w:r>
           </w:p>
         </w:tc>
@@ -2766,37 +3552,37 @@
           </w:tcPr>
           <w:p>
             <w:r>
-              <w:t>富罳信息有限公司</w:t>
-            </w:r>
-          </w:p>
-        </w:tc>
-        <w:tc>
-          <w:tcPr>
-            <w:tcW w:type="dxa" w:w="2160"/>
-          </w:tcPr>
-          <w:p>
-            <w:r>
-              <w:t>医疗科技</w:t>
-            </w:r>
-          </w:p>
-        </w:tc>
-        <w:tc>
-          <w:tcPr>
-            <w:tcW w:type="dxa" w:w="2160"/>
-          </w:tcPr>
-          <w:p>
-            <w:r>
-              <w:t>467亿</w:t>
-            </w:r>
-          </w:p>
-        </w:tc>
-        <w:tc>
-          <w:tcPr>
-            <w:tcW w:type="dxa" w:w="2160"/>
-          </w:tcPr>
-          <w:p>
-            <w:r>
-              <w:t>5%</w:t>
+              <w:t>华泰通安网络有限公司</w:t>
+            </w:r>
+          </w:p>
+        </w:tc>
+        <w:tc>
+          <w:tcPr>
+            <w:tcW w:type="dxa" w:w="2160"/>
+          </w:tcPr>
+          <w:p>
+            <w:r>
+              <w:t>半导体</w:t>
+            </w:r>
+          </w:p>
+        </w:tc>
+        <w:tc>
+          <w:tcPr>
+            <w:tcW w:type="dxa" w:w="2160"/>
+          </w:tcPr>
+          <w:p>
+            <w:r>
+              <w:t>522亿</w:t>
+            </w:r>
+          </w:p>
+        </w:tc>
+        <w:tc>
+          <w:tcPr>
+            <w:tcW w:type="dxa" w:w="2160"/>
+          </w:tcPr>
+          <w:p>
+            <w:r>
+              <w:t>13%</w:t>
             </w:r>
           </w:p>
         </w:tc>
@@ -2808,7 +3594,7 @@
           </w:tcPr>
           <w:p>
             <w:r>
-              <w:t>迪摩科技有限公司</w:t>
+              <w:t>华成育卓传媒有限公司</w:t>
             </w:r>
           </w:p>
         </w:tc>
@@ -2828,7 +3614,7 @@
           </w:tcPr>
           <w:p>
             <w:r>
-              <w:t>569亿</w:t>
+              <w:t>445亿</w:t>
             </w:r>
           </w:p>
         </w:tc>
@@ -2850,37 +3636,37 @@
           </w:tcPr>
           <w:p>
             <w:r>
-              <w:t>信诚致远传媒有限公司</w:t>
-            </w:r>
-          </w:p>
-        </w:tc>
-        <w:tc>
-          <w:tcPr>
-            <w:tcW w:type="dxa" w:w="2160"/>
-          </w:tcPr>
-          <w:p>
-            <w:r>
-              <w:t>人工智能</w:t>
-            </w:r>
-          </w:p>
-        </w:tc>
-        <w:tc>
-          <w:tcPr>
-            <w:tcW w:type="dxa" w:w="2160"/>
-          </w:tcPr>
-          <w:p>
-            <w:r>
-              <w:t>411亿</w:t>
-            </w:r>
-          </w:p>
-        </w:tc>
-        <w:tc>
-          <w:tcPr>
-            <w:tcW w:type="dxa" w:w="2160"/>
-          </w:tcPr>
-          <w:p>
-            <w:r>
-              <w:t>26%</w:t>
+              <w:t>联软科技有限公司</w:t>
+            </w:r>
+          </w:p>
+        </w:tc>
+        <w:tc>
+          <w:tcPr>
+            <w:tcW w:type="dxa" w:w="2160"/>
+          </w:tcPr>
+          <w:p>
+            <w:r>
+              <w:t>消费科技</w:t>
+            </w:r>
+          </w:p>
+        </w:tc>
+        <w:tc>
+          <w:tcPr>
+            <w:tcW w:type="dxa" w:w="2160"/>
+          </w:tcPr>
+          <w:p>
+            <w:r>
+              <w:t>567亿</w:t>
+            </w:r>
+          </w:p>
+        </w:tc>
+        <w:tc>
+          <w:tcPr>
+            <w:tcW w:type="dxa" w:w="2160"/>
+          </w:tcPr>
+          <w:p>
+            <w:r>
+              <w:t>6%</w:t>
             </w:r>
           </w:p>
         </w:tc>
@@ -2892,37 +3678,37 @@
           </w:tcPr>
           <w:p>
             <w:r>
-              <w:t>新宇龙信息传媒有限公司</w:t>
-            </w:r>
-          </w:p>
-        </w:tc>
-        <w:tc>
-          <w:tcPr>
-            <w:tcW w:type="dxa" w:w="2160"/>
-          </w:tcPr>
-          <w:p>
-            <w:r>
-              <w:t>机器人</w:t>
-            </w:r>
-          </w:p>
-        </w:tc>
-        <w:tc>
-          <w:tcPr>
-            <w:tcW w:type="dxa" w:w="2160"/>
-          </w:tcPr>
-          <w:p>
-            <w:r>
-              <w:t>588亿</w:t>
-            </w:r>
-          </w:p>
-        </w:tc>
-        <w:tc>
-          <w:tcPr>
-            <w:tcW w:type="dxa" w:w="2160"/>
-          </w:tcPr>
-          <w:p>
-            <w:r>
-              <w:t>12%</w:t>
+              <w:t>九方传媒有限公司</w:t>
+            </w:r>
+          </w:p>
+        </w:tc>
+        <w:tc>
+          <w:tcPr>
+            <w:tcW w:type="dxa" w:w="2160"/>
+          </w:tcPr>
+          <w:p>
+            <w:r>
+              <w:t>医疗科技</w:t>
+            </w:r>
+          </w:p>
+        </w:tc>
+        <w:tc>
+          <w:tcPr>
+            <w:tcW w:type="dxa" w:w="2160"/>
+          </w:tcPr>
+          <w:p>
+            <w:r>
+              <w:t>137亿</w:t>
+            </w:r>
+          </w:p>
+        </w:tc>
+        <w:tc>
+          <w:tcPr>
+            <w:tcW w:type="dxa" w:w="2160"/>
+          </w:tcPr>
+          <w:p>
+            <w:r>
+              <w:t>18%</w:t>
             </w:r>
           </w:p>
         </w:tc>
@@ -2934,37 +3720,37 @@
           </w:tcPr>
           <w:p>
             <w:r>
-              <w:t>浦华众城科技有限公司</w:t>
-            </w:r>
-          </w:p>
-        </w:tc>
-        <w:tc>
-          <w:tcPr>
-            <w:tcW w:type="dxa" w:w="2160"/>
-          </w:tcPr>
-          <w:p>
-            <w:r>
-              <w:t>半导体</w:t>
-            </w:r>
-          </w:p>
-        </w:tc>
-        <w:tc>
-          <w:tcPr>
-            <w:tcW w:type="dxa" w:w="2160"/>
-          </w:tcPr>
-          <w:p>
-            <w:r>
-              <w:t>387亿</w:t>
-            </w:r>
-          </w:p>
-        </w:tc>
-        <w:tc>
-          <w:tcPr>
-            <w:tcW w:type="dxa" w:w="2160"/>
-          </w:tcPr>
-          <w:p>
-            <w:r>
-              <w:t>10%</w:t>
+              <w:t>九方传媒有限公司</w:t>
+            </w:r>
+          </w:p>
+        </w:tc>
+        <w:tc>
+          <w:tcPr>
+            <w:tcW w:type="dxa" w:w="2160"/>
+          </w:tcPr>
+          <w:p>
+            <w:r>
+              <w:t>医疗科技</w:t>
+            </w:r>
+          </w:p>
+        </w:tc>
+        <w:tc>
+          <w:tcPr>
+            <w:tcW w:type="dxa" w:w="2160"/>
+          </w:tcPr>
+          <w:p>
+            <w:r>
+              <w:t>760亿</w:t>
+            </w:r>
+          </w:p>
+        </w:tc>
+        <w:tc>
+          <w:tcPr>
+            <w:tcW w:type="dxa" w:w="2160"/>
+          </w:tcPr>
+          <w:p>
+            <w:r>
+              <w:t>9%</w:t>
             </w:r>
           </w:p>
         </w:tc>
@@ -2976,37 +3762,37 @@
           </w:tcPr>
           <w:p>
             <w:r>
-              <w:t>华远软件信息有限公司</w:t>
-            </w:r>
-          </w:p>
-        </w:tc>
-        <w:tc>
-          <w:tcPr>
-            <w:tcW w:type="dxa" w:w="2160"/>
-          </w:tcPr>
-          <w:p>
-            <w:r>
-              <w:t>半导体</w:t>
-            </w:r>
-          </w:p>
-        </w:tc>
-        <w:tc>
-          <w:tcPr>
-            <w:tcW w:type="dxa" w:w="2160"/>
-          </w:tcPr>
-          <w:p>
-            <w:r>
-              <w:t>662亿</w:t>
-            </w:r>
-          </w:p>
-        </w:tc>
-        <w:tc>
-          <w:tcPr>
-            <w:tcW w:type="dxa" w:w="2160"/>
-          </w:tcPr>
-          <w:p>
-            <w:r>
-              <w:t>22%</w:t>
+              <w:t>富罳网络有限公司</w:t>
+            </w:r>
+          </w:p>
+        </w:tc>
+        <w:tc>
+          <w:tcPr>
+            <w:tcW w:type="dxa" w:w="2160"/>
+          </w:tcPr>
+          <w:p>
+            <w:r>
+              <w:t>新能源</w:t>
+            </w:r>
+          </w:p>
+        </w:tc>
+        <w:tc>
+          <w:tcPr>
+            <w:tcW w:type="dxa" w:w="2160"/>
+          </w:tcPr>
+          <w:p>
+            <w:r>
+              <w:t>201亿</w:t>
+            </w:r>
+          </w:p>
+        </w:tc>
+        <w:tc>
+          <w:tcPr>
+            <w:tcW w:type="dxa" w:w="2160"/>
+          </w:tcPr>
+          <w:p>
+            <w:r>
+              <w:t>17%</w:t>
             </w:r>
           </w:p>
         </w:tc>
@@ -3018,37 +3804,37 @@
           </w:tcPr>
           <w:p>
             <w:r>
-              <w:t>东方峻景传媒有限公司</w:t>
-            </w:r>
-          </w:p>
-        </w:tc>
-        <w:tc>
-          <w:tcPr>
-            <w:tcW w:type="dxa" w:w="2160"/>
-          </w:tcPr>
-          <w:p>
-            <w:r>
-              <w:t>新能源</w:t>
-            </w:r>
-          </w:p>
-        </w:tc>
-        <w:tc>
-          <w:tcPr>
-            <w:tcW w:type="dxa" w:w="2160"/>
-          </w:tcPr>
-          <w:p>
-            <w:r>
-              <w:t>799亿</w:t>
-            </w:r>
-          </w:p>
-        </w:tc>
-        <w:tc>
-          <w:tcPr>
-            <w:tcW w:type="dxa" w:w="2160"/>
-          </w:tcPr>
-          <w:p>
-            <w:r>
-              <w:t>25%</w:t>
+              <w:t>鑫博腾飞信息有限公司</w:t>
+            </w:r>
+          </w:p>
+        </w:tc>
+        <w:tc>
+          <w:tcPr>
+            <w:tcW w:type="dxa" w:w="2160"/>
+          </w:tcPr>
+          <w:p>
+            <w:r>
+              <w:t>消费科技</w:t>
+            </w:r>
+          </w:p>
+        </w:tc>
+        <w:tc>
+          <w:tcPr>
+            <w:tcW w:type="dxa" w:w="2160"/>
+          </w:tcPr>
+          <w:p>
+            <w:r>
+              <w:t>256亿</w:t>
+            </w:r>
+          </w:p>
+        </w:tc>
+        <w:tc>
+          <w:tcPr>
+            <w:tcW w:type="dxa" w:w="2160"/>
+          </w:tcPr>
+          <w:p>
+            <w:r>
+              <w:t>11%</w:t>
             </w:r>
           </w:p>
         </w:tc>
@@ -3060,37 +3846,37 @@
           </w:tcPr>
           <w:p>
             <w:r>
-              <w:t>国讯网络有限公司</w:t>
-            </w:r>
-          </w:p>
-        </w:tc>
-        <w:tc>
-          <w:tcPr>
-            <w:tcW w:type="dxa" w:w="2160"/>
-          </w:tcPr>
-          <w:p>
-            <w:r>
-              <w:t>云计算</w:t>
-            </w:r>
-          </w:p>
-        </w:tc>
-        <w:tc>
-          <w:tcPr>
-            <w:tcW w:type="dxa" w:w="2160"/>
-          </w:tcPr>
-          <w:p>
-            <w:r>
-              <w:t>653亿</w:t>
-            </w:r>
-          </w:p>
-        </w:tc>
-        <w:tc>
-          <w:tcPr>
-            <w:tcW w:type="dxa" w:w="2160"/>
-          </w:tcPr>
-          <w:p>
-            <w:r>
-              <w:t>25%</w:t>
+              <w:t>精芯信息有限公司</w:t>
+            </w:r>
+          </w:p>
+        </w:tc>
+        <w:tc>
+          <w:tcPr>
+            <w:tcW w:type="dxa" w:w="2160"/>
+          </w:tcPr>
+          <w:p>
+            <w:r>
+              <w:t>半导体</w:t>
+            </w:r>
+          </w:p>
+        </w:tc>
+        <w:tc>
+          <w:tcPr>
+            <w:tcW w:type="dxa" w:w="2160"/>
+          </w:tcPr>
+          <w:p>
+            <w:r>
+              <w:t>204亿</w:t>
+            </w:r>
+          </w:p>
+        </w:tc>
+        <w:tc>
+          <w:tcPr>
+            <w:tcW w:type="dxa" w:w="2160"/>
+          </w:tcPr>
+          <w:p>
+            <w:r>
+              <w:t>5%</w:t>
             </w:r>
           </w:p>
         </w:tc>
@@ -3102,819 +3888,37 @@
           </w:tcPr>
           <w:p>
             <w:r>
-              <w:t>佳禾科技有限公司</w:t>
-            </w:r>
-          </w:p>
-        </w:tc>
-        <w:tc>
-          <w:tcPr>
-            <w:tcW w:type="dxa" w:w="2160"/>
-          </w:tcPr>
-          <w:p>
-            <w:r>
-              <w:t>半导体</w:t>
-            </w:r>
-          </w:p>
-        </w:tc>
-        <w:tc>
-          <w:tcPr>
-            <w:tcW w:type="dxa" w:w="2160"/>
-          </w:tcPr>
-          <w:p>
-            <w:r>
-              <w:t>741亿</w:t>
-            </w:r>
-          </w:p>
-        </w:tc>
-        <w:tc>
-          <w:tcPr>
-            <w:tcW w:type="dxa" w:w="2160"/>
-          </w:tcPr>
-          <w:p>
-            <w:r>
-              <w:t>28%</w:t>
-            </w:r>
-          </w:p>
-        </w:tc>
-      </w:tr>
-    </w:tbl>
-    <w:p>
-      <w:pPr>
-        <w:pStyle w:val="Heading1"/>
-      </w:pPr>
-      <w:r>
-        <w:t>行业分析 5</w:t>
-      </w:r>
-    </w:p>
-    <w:p>
-      <w:r>
-        <w:br/>
-        <w:t>风险管理部认为，半导体 行业仍然面临若干</w:t>
-        <w:br/>
-        <w:t>不确定性因素，包括技术迭代风险、政策变化、</w:t>
-        <w:br/>
-        <w:t>以及市场竞争加剧等问题。</w:t>
-        <w:br/>
-      </w:r>
-    </w:p>
-    <w:p>
-      <w:r>
-        <w:br/>
-        <w:t>华辰资本旗下的 HC Alpha Growth Fund 在最近的资产配置会议中</w:t>
-        <w:br/>
-        <w:t>讨论了 消费科技 行业的投资机会，并对 银嘉信息有限公司</w:t>
-        <w:br/>
-        <w:t>进行了重点评估。</w:t>
-        <w:br/>
-      </w:r>
-    </w:p>
-    <w:p>
-      <w:r>
-        <w:br/>
-        <w:t>佳禾科技有限公司 是中国 半导体 行业的重要企业之一。</w:t>
-        <w:br/>
-        <w:t>根据华辰资本 投资委员会 的研究，该公司成立于 2015 年，</w:t>
-        <w:br/>
-        <w:t>目前员工规模约 3623 人。公司近年来持续加大研发投入，</w:t>
-        <w:br/>
-        <w:t>在核心技术方面形成了较强的竞争壁垒。</w:t>
-        <w:br/>
-      </w:r>
-    </w:p>
-    <w:p>
-      <w:r>
-        <w:br/>
-        <w:t>从产业链角度看，人工智能 行业主要由上游设备厂商、</w:t>
-        <w:br/>
-        <w:t>中游平台企业以及下游应用厂商组成。</w:t>
-        <w:br/>
-        <w:t>雨林木风计算机科技有限公司 主要位于产业链的 中游 环节。</w:t>
-        <w:br/>
-      </w:r>
-    </w:p>
-    <w:p>
-      <w:r>
-        <w:br/>
-        <w:t>华辰资本旗下的 HC Energy Transition Fund 在最近的资产配置会议中</w:t>
-        <w:br/>
-        <w:t>讨论了 消费科技 行业的投资机会，并对 南康网络有限公司</w:t>
-        <w:br/>
-        <w:t>进行了重点评估。</w:t>
-        <w:br/>
-      </w:r>
-    </w:p>
-    <w:p>
-      <w:r>
-        <w:br/>
-        <w:t>从产业链角度看，云计算 行业主要由上游设备厂商、</w:t>
-        <w:br/>
-        <w:t>中游平台企业以及下游应用厂商组成。</w:t>
-        <w:br/>
-        <w:t>国讯网络有限公司 主要位于产业链的 上游 环节。</w:t>
-        <w:br/>
-      </w:r>
-    </w:p>
-    <w:p>
-      <w:r>
-        <w:br/>
-        <w:t>从产业链角度看，半导体 行业主要由上游设备厂商、</w:t>
-        <w:br/>
-        <w:t>中游平台企业以及下游应用厂商组成。</w:t>
-        <w:br/>
-        <w:t>华远软件信息有限公司 主要位于产业链的 下游 环节。</w:t>
-        <w:br/>
-      </w:r>
-    </w:p>
-    <w:p>
-      <w:r>
-        <w:br/>
-        <w:t>华辰资本旗下的 HC AI Innovation Fund 在最近的资产配置会议中</w:t>
-        <w:br/>
-        <w:t>讨论了 新能源 行业的投资机会，并对 昊嘉网络有限公司</w:t>
-        <w:br/>
-        <w:t>进行了重点评估。</w:t>
-        <w:br/>
-      </w:r>
-    </w:p>
-    <w:tbl>
-      <w:tblPr>
-        <w:tblW w:type="auto" w:w="0"/>
-        <w:tblLook w:firstColumn="1" w:firstRow="1" w:lastColumn="0" w:lastRow="0" w:noHBand="0" w:noVBand="1" w:val="04A0"/>
-      </w:tblPr>
-      <w:tblGrid>
-        <w:gridCol w:w="2160"/>
-        <w:gridCol w:w="2160"/>
-        <w:gridCol w:w="2160"/>
-        <w:gridCol w:w="2160"/>
-      </w:tblGrid>
-      <w:tr>
-        <w:tc>
-          <w:tcPr>
-            <w:tcW w:type="dxa" w:w="2160"/>
-          </w:tcPr>
-          <w:p>
-            <w:r>
-              <w:t>公司</w:t>
-            </w:r>
-          </w:p>
-        </w:tc>
-        <w:tc>
-          <w:tcPr>
-            <w:tcW w:type="dxa" w:w="2160"/>
-          </w:tcPr>
-          <w:p>
-            <w:r>
-              <w:t>行业</w:t>
-            </w:r>
-          </w:p>
-        </w:tc>
-        <w:tc>
-          <w:tcPr>
-            <w:tcW w:type="dxa" w:w="2160"/>
-          </w:tcPr>
-          <w:p>
-            <w:r>
-              <w:t>市值</w:t>
-            </w:r>
-          </w:p>
-        </w:tc>
-        <w:tc>
-          <w:tcPr>
-            <w:tcW w:type="dxa" w:w="2160"/>
-          </w:tcPr>
-          <w:p>
-            <w:r>
-              <w:t>增长率</w:t>
-            </w:r>
-          </w:p>
-        </w:tc>
-      </w:tr>
-      <w:tr>
-        <w:tc>
-          <w:tcPr>
-            <w:tcW w:type="dxa" w:w="2160"/>
-          </w:tcPr>
-          <w:p>
-            <w:r>
-              <w:t>华远软件信息有限公司</w:t>
-            </w:r>
-          </w:p>
-        </w:tc>
-        <w:tc>
-          <w:tcPr>
-            <w:tcW w:type="dxa" w:w="2160"/>
-          </w:tcPr>
-          <w:p>
-            <w:r>
-              <w:t>半导体</w:t>
-            </w:r>
-          </w:p>
-        </w:tc>
-        <w:tc>
-          <w:tcPr>
-            <w:tcW w:type="dxa" w:w="2160"/>
-          </w:tcPr>
-          <w:p>
-            <w:r>
-              <w:t>692亿</w:t>
-            </w:r>
-          </w:p>
-        </w:tc>
-        <w:tc>
-          <w:tcPr>
-            <w:tcW w:type="dxa" w:w="2160"/>
-          </w:tcPr>
-          <w:p>
-            <w:r>
-              <w:t>15%</w:t>
-            </w:r>
-          </w:p>
-        </w:tc>
-      </w:tr>
-      <w:tr>
-        <w:tc>
-          <w:tcPr>
-            <w:tcW w:type="dxa" w:w="2160"/>
-          </w:tcPr>
-          <w:p>
-            <w:r>
-              <w:t>佳禾科技有限公司</w:t>
-            </w:r>
-          </w:p>
-        </w:tc>
-        <w:tc>
-          <w:tcPr>
-            <w:tcW w:type="dxa" w:w="2160"/>
-          </w:tcPr>
-          <w:p>
-            <w:r>
-              <w:t>半导体</w:t>
-            </w:r>
-          </w:p>
-        </w:tc>
-        <w:tc>
-          <w:tcPr>
-            <w:tcW w:type="dxa" w:w="2160"/>
-          </w:tcPr>
-          <w:p>
-            <w:r>
-              <w:t>322亿</w:t>
-            </w:r>
-          </w:p>
-        </w:tc>
-        <w:tc>
-          <w:tcPr>
-            <w:tcW w:type="dxa" w:w="2160"/>
-          </w:tcPr>
-          <w:p>
-            <w:r>
-              <w:t>9%</w:t>
-            </w:r>
-          </w:p>
-        </w:tc>
-      </w:tr>
-      <w:tr>
-        <w:tc>
-          <w:tcPr>
-            <w:tcW w:type="dxa" w:w="2160"/>
-          </w:tcPr>
-          <w:p>
-            <w:r>
-              <w:t>雨林木风计算机网络有限公司</w:t>
-            </w:r>
-          </w:p>
-        </w:tc>
-        <w:tc>
-          <w:tcPr>
-            <w:tcW w:type="dxa" w:w="2160"/>
-          </w:tcPr>
-          <w:p>
-            <w:r>
-              <w:t>医疗科技</w:t>
-            </w:r>
-          </w:p>
-        </w:tc>
-        <w:tc>
-          <w:tcPr>
-            <w:tcW w:type="dxa" w:w="2160"/>
-          </w:tcPr>
-          <w:p>
-            <w:r>
-              <w:t>366亿</w:t>
-            </w:r>
-          </w:p>
-        </w:tc>
-        <w:tc>
-          <w:tcPr>
-            <w:tcW w:type="dxa" w:w="2160"/>
-          </w:tcPr>
-          <w:p>
-            <w:r>
-              <w:t>6%</w:t>
-            </w:r>
-          </w:p>
-        </w:tc>
-      </w:tr>
-      <w:tr>
-        <w:tc>
-          <w:tcPr>
-            <w:tcW w:type="dxa" w:w="2160"/>
-          </w:tcPr>
-          <w:p>
-            <w:r>
-              <w:t>艾提科信科技有限公司</w:t>
-            </w:r>
-          </w:p>
-        </w:tc>
-        <w:tc>
-          <w:tcPr>
-            <w:tcW w:type="dxa" w:w="2160"/>
-          </w:tcPr>
-          <w:p>
-            <w:r>
-              <w:t>机器人</w:t>
-            </w:r>
-          </w:p>
-        </w:tc>
-        <w:tc>
-          <w:tcPr>
-            <w:tcW w:type="dxa" w:w="2160"/>
-          </w:tcPr>
-          <w:p>
-            <w:r>
-              <w:t>608亿</w:t>
-            </w:r>
-          </w:p>
-        </w:tc>
-        <w:tc>
-          <w:tcPr>
-            <w:tcW w:type="dxa" w:w="2160"/>
-          </w:tcPr>
-          <w:p>
-            <w:r>
-              <w:t>18%</w:t>
-            </w:r>
-          </w:p>
-        </w:tc>
-      </w:tr>
-      <w:tr>
-        <w:tc>
-          <w:tcPr>
-            <w:tcW w:type="dxa" w:w="2160"/>
-          </w:tcPr>
-          <w:p>
-            <w:r>
-              <w:t>国讯网络有限公司</w:t>
-            </w:r>
-          </w:p>
-        </w:tc>
-        <w:tc>
-          <w:tcPr>
-            <w:tcW w:type="dxa" w:w="2160"/>
-          </w:tcPr>
-          <w:p>
-            <w:r>
-              <w:t>云计算</w:t>
-            </w:r>
-          </w:p>
-        </w:tc>
-        <w:tc>
-          <w:tcPr>
-            <w:tcW w:type="dxa" w:w="2160"/>
-          </w:tcPr>
-          <w:p>
-            <w:r>
-              <w:t>492亿</w:t>
-            </w:r>
-          </w:p>
-        </w:tc>
-        <w:tc>
-          <w:tcPr>
-            <w:tcW w:type="dxa" w:w="2160"/>
-          </w:tcPr>
-          <w:p>
-            <w:r>
-              <w:t>25%</w:t>
-            </w:r>
-          </w:p>
-        </w:tc>
-      </w:tr>
-      <w:tr>
-        <w:tc>
-          <w:tcPr>
-            <w:tcW w:type="dxa" w:w="2160"/>
-          </w:tcPr>
-          <w:p>
-            <w:r>
-              <w:t>精芯信息有限公司</w:t>
-            </w:r>
-          </w:p>
-        </w:tc>
-        <w:tc>
-          <w:tcPr>
-            <w:tcW w:type="dxa" w:w="2160"/>
-          </w:tcPr>
-          <w:p>
-            <w:r>
-              <w:t>消费科技</w:t>
-            </w:r>
-          </w:p>
-        </w:tc>
-        <w:tc>
-          <w:tcPr>
-            <w:tcW w:type="dxa" w:w="2160"/>
-          </w:tcPr>
-          <w:p>
-            <w:r>
-              <w:t>103亿</w:t>
-            </w:r>
-          </w:p>
-        </w:tc>
-        <w:tc>
-          <w:tcPr>
-            <w:tcW w:type="dxa" w:w="2160"/>
-          </w:tcPr>
-          <w:p>
-            <w:r>
-              <w:t>12%</w:t>
-            </w:r>
-          </w:p>
-        </w:tc>
-      </w:tr>
-      <w:tr>
-        <w:tc>
-          <w:tcPr>
-            <w:tcW w:type="dxa" w:w="2160"/>
-          </w:tcPr>
-          <w:p>
-            <w:r>
-              <w:t>精芯信息有限公司</w:t>
-            </w:r>
-          </w:p>
-        </w:tc>
-        <w:tc>
-          <w:tcPr>
-            <w:tcW w:type="dxa" w:w="2160"/>
-          </w:tcPr>
-          <w:p>
-            <w:r>
-              <w:t>消费科技</w:t>
-            </w:r>
-          </w:p>
-        </w:tc>
-        <w:tc>
-          <w:tcPr>
-            <w:tcW w:type="dxa" w:w="2160"/>
-          </w:tcPr>
-          <w:p>
-            <w:r>
-              <w:t>751亿</w:t>
-            </w:r>
-          </w:p>
-        </w:tc>
-        <w:tc>
-          <w:tcPr>
-            <w:tcW w:type="dxa" w:w="2160"/>
-          </w:tcPr>
-          <w:p>
-            <w:r>
-              <w:t>17%</w:t>
-            </w:r>
-          </w:p>
-        </w:tc>
-      </w:tr>
-      <w:tr>
-        <w:tc>
-          <w:tcPr>
-            <w:tcW w:type="dxa" w:w="2160"/>
-          </w:tcPr>
-          <w:p>
-            <w:r>
-              <w:t>济南亿次元网络有限公司</w:t>
-            </w:r>
-          </w:p>
-        </w:tc>
-        <w:tc>
-          <w:tcPr>
-            <w:tcW w:type="dxa" w:w="2160"/>
-          </w:tcPr>
-          <w:p>
-            <w:r>
-              <w:t>机器人</w:t>
-            </w:r>
-          </w:p>
-        </w:tc>
-        <w:tc>
-          <w:tcPr>
-            <w:tcW w:type="dxa" w:w="2160"/>
-          </w:tcPr>
-          <w:p>
-            <w:r>
-              <w:t>459亿</w:t>
-            </w:r>
-          </w:p>
-        </w:tc>
-        <w:tc>
-          <w:tcPr>
-            <w:tcW w:type="dxa" w:w="2160"/>
-          </w:tcPr>
-          <w:p>
-            <w:r>
-              <w:t>28%</w:t>
-            </w:r>
-          </w:p>
-        </w:tc>
-      </w:tr>
-      <w:tr>
-        <w:tc>
-          <w:tcPr>
-            <w:tcW w:type="dxa" w:w="2160"/>
-          </w:tcPr>
-          <w:p>
-            <w:r>
-              <w:t>浦华众城科技有限公司</w:t>
-            </w:r>
-          </w:p>
-        </w:tc>
-        <w:tc>
-          <w:tcPr>
-            <w:tcW w:type="dxa" w:w="2160"/>
-          </w:tcPr>
-          <w:p>
-            <w:r>
-              <w:t>半导体</w:t>
-            </w:r>
-          </w:p>
-        </w:tc>
-        <w:tc>
-          <w:tcPr>
-            <w:tcW w:type="dxa" w:w="2160"/>
-          </w:tcPr>
-          <w:p>
-            <w:r>
-              <w:t>616亿</w:t>
-            </w:r>
-          </w:p>
-        </w:tc>
-        <w:tc>
-          <w:tcPr>
-            <w:tcW w:type="dxa" w:w="2160"/>
-          </w:tcPr>
-          <w:p>
-            <w:r>
-              <w:t>13%</w:t>
-            </w:r>
-          </w:p>
-        </w:tc>
-      </w:tr>
-      <w:tr>
-        <w:tc>
-          <w:tcPr>
-            <w:tcW w:type="dxa" w:w="2160"/>
-          </w:tcPr>
-          <w:p>
-            <w:r>
-              <w:t>银嘉信息有限公司</w:t>
-            </w:r>
-          </w:p>
-        </w:tc>
-        <w:tc>
-          <w:tcPr>
-            <w:tcW w:type="dxa" w:w="2160"/>
-          </w:tcPr>
-          <w:p>
-            <w:r>
-              <w:t>消费科技</w:t>
-            </w:r>
-          </w:p>
-        </w:tc>
-        <w:tc>
-          <w:tcPr>
-            <w:tcW w:type="dxa" w:w="2160"/>
-          </w:tcPr>
-          <w:p>
-            <w:r>
-              <w:t>545亿</w:t>
-            </w:r>
-          </w:p>
-        </w:tc>
-        <w:tc>
-          <w:tcPr>
-            <w:tcW w:type="dxa" w:w="2160"/>
-          </w:tcPr>
-          <w:p>
-            <w:r>
-              <w:t>14%</w:t>
-            </w:r>
-          </w:p>
-        </w:tc>
-      </w:tr>
-      <w:tr>
-        <w:tc>
-          <w:tcPr>
-            <w:tcW w:type="dxa" w:w="2160"/>
-          </w:tcPr>
-          <w:p>
-            <w:r>
-              <w:t>雨林木风计算机网络有限公司</w:t>
-            </w:r>
-          </w:p>
-        </w:tc>
-        <w:tc>
-          <w:tcPr>
-            <w:tcW w:type="dxa" w:w="2160"/>
-          </w:tcPr>
-          <w:p>
-            <w:r>
-              <w:t>医疗科技</w:t>
-            </w:r>
-          </w:p>
-        </w:tc>
-        <w:tc>
-          <w:tcPr>
-            <w:tcW w:type="dxa" w:w="2160"/>
-          </w:tcPr>
-          <w:p>
-            <w:r>
-              <w:t>513亿</w:t>
-            </w:r>
-          </w:p>
-        </w:tc>
-        <w:tc>
-          <w:tcPr>
-            <w:tcW w:type="dxa" w:w="2160"/>
-          </w:tcPr>
-          <w:p>
-            <w:r>
-              <w:t>19%</w:t>
-            </w:r>
-          </w:p>
-        </w:tc>
-      </w:tr>
-      <w:tr>
-        <w:tc>
-          <w:tcPr>
-            <w:tcW w:type="dxa" w:w="2160"/>
-          </w:tcPr>
-          <w:p>
-            <w:r>
-              <w:t>国讯网络有限公司</w:t>
-            </w:r>
-          </w:p>
-        </w:tc>
-        <w:tc>
-          <w:tcPr>
-            <w:tcW w:type="dxa" w:w="2160"/>
-          </w:tcPr>
-          <w:p>
-            <w:r>
-              <w:t>云计算</w:t>
-            </w:r>
-          </w:p>
-        </w:tc>
-        <w:tc>
-          <w:tcPr>
-            <w:tcW w:type="dxa" w:w="2160"/>
-          </w:tcPr>
-          <w:p>
-            <w:r>
-              <w:t>259亿</w:t>
-            </w:r>
-          </w:p>
-        </w:tc>
-        <w:tc>
-          <w:tcPr>
-            <w:tcW w:type="dxa" w:w="2160"/>
-          </w:tcPr>
-          <w:p>
-            <w:r>
-              <w:t>11%</w:t>
-            </w:r>
-          </w:p>
-        </w:tc>
-      </w:tr>
-      <w:tr>
-        <w:tc>
-          <w:tcPr>
-            <w:tcW w:type="dxa" w:w="2160"/>
-          </w:tcPr>
-          <w:p>
-            <w:r>
-              <w:t>富罳信息有限公司</w:t>
-            </w:r>
-          </w:p>
-        </w:tc>
-        <w:tc>
-          <w:tcPr>
-            <w:tcW w:type="dxa" w:w="2160"/>
-          </w:tcPr>
-          <w:p>
-            <w:r>
-              <w:t>医疗科技</w:t>
-            </w:r>
-          </w:p>
-        </w:tc>
-        <w:tc>
-          <w:tcPr>
-            <w:tcW w:type="dxa" w:w="2160"/>
-          </w:tcPr>
-          <w:p>
-            <w:r>
-              <w:t>792亿</w:t>
-            </w:r>
-          </w:p>
-        </w:tc>
-        <w:tc>
-          <w:tcPr>
-            <w:tcW w:type="dxa" w:w="2160"/>
-          </w:tcPr>
-          <w:p>
-            <w:r>
-              <w:t>11%</w:t>
-            </w:r>
-          </w:p>
-        </w:tc>
-      </w:tr>
-      <w:tr>
-        <w:tc>
-          <w:tcPr>
-            <w:tcW w:type="dxa" w:w="2160"/>
-          </w:tcPr>
-          <w:p>
-            <w:r>
-              <w:t>东方峻景网络有限公司</w:t>
-            </w:r>
-          </w:p>
-        </w:tc>
-        <w:tc>
-          <w:tcPr>
-            <w:tcW w:type="dxa" w:w="2160"/>
-          </w:tcPr>
-          <w:p>
-            <w:r>
-              <w:t>机器人</w:t>
-            </w:r>
-          </w:p>
-        </w:tc>
-        <w:tc>
-          <w:tcPr>
-            <w:tcW w:type="dxa" w:w="2160"/>
-          </w:tcPr>
-          <w:p>
-            <w:r>
-              <w:t>784亿</w:t>
-            </w:r>
-          </w:p>
-        </w:tc>
-        <w:tc>
-          <w:tcPr>
-            <w:tcW w:type="dxa" w:w="2160"/>
-          </w:tcPr>
-          <w:p>
-            <w:r>
-              <w:t>27%</w:t>
-            </w:r>
-          </w:p>
-        </w:tc>
-      </w:tr>
-      <w:tr>
-        <w:tc>
-          <w:tcPr>
-            <w:tcW w:type="dxa" w:w="2160"/>
-          </w:tcPr>
-          <w:p>
-            <w:r>
-              <w:t>和泰传媒有限公司</w:t>
-            </w:r>
-          </w:p>
-        </w:tc>
-        <w:tc>
-          <w:tcPr>
-            <w:tcW w:type="dxa" w:w="2160"/>
-          </w:tcPr>
-          <w:p>
-            <w:r>
-              <w:t>消费科技</w:t>
-            </w:r>
-          </w:p>
-        </w:tc>
-        <w:tc>
-          <w:tcPr>
-            <w:tcW w:type="dxa" w:w="2160"/>
-          </w:tcPr>
-          <w:p>
-            <w:r>
-              <w:t>737亿</w:t>
-            </w:r>
-          </w:p>
-        </w:tc>
-        <w:tc>
-          <w:tcPr>
-            <w:tcW w:type="dxa" w:w="2160"/>
-          </w:tcPr>
-          <w:p>
-            <w:r>
-              <w:t>11%</w:t>
+              <w:t>华成育卓传媒有限公司</w:t>
+            </w:r>
+          </w:p>
+        </w:tc>
+        <w:tc>
+          <w:tcPr>
+            <w:tcW w:type="dxa" w:w="2160"/>
+          </w:tcPr>
+          <w:p>
+            <w:r>
+              <w:t>人工智能</w:t>
+            </w:r>
+          </w:p>
+        </w:tc>
+        <w:tc>
+          <w:tcPr>
+            <w:tcW w:type="dxa" w:w="2160"/>
+          </w:tcPr>
+          <w:p>
+            <w:r>
+              <w:t>191亿</w:t>
+            </w:r>
+          </w:p>
+        </w:tc>
+        <w:tc>
+          <w:tcPr>
+            <w:tcW w:type="dxa" w:w="2160"/>
+          </w:tcPr>
+          <w:p>
+            <w:r>
+              <w:t>22%</w:t>
             </w:r>
           </w:p>
         </w:tc>
